--- a/лр3/лр3.docx
+++ b/лр3/лр3.docx
@@ -541,7 +541,6 @@
         </w:rPr>
         <w:t xml:space="preserve"> </w:t>
       </w:r>
-      <w:proofErr w:type="spellStart"/>
       <w:r>
         <w:rPr>
           <w:rFonts w:ascii="Times New Roman" w:hAnsi="Times New Roman" w:cs="Times New Roman"/>
@@ -552,18 +551,16 @@
         </w:rPr>
         <w:t>Админка</w:t>
       </w:r>
-      <w:proofErr w:type="spellEnd"/>
-      <w:r>
-        <w:rPr>
-          <w:rFonts w:ascii="Times New Roman" w:hAnsi="Times New Roman" w:cs="Times New Roman"/>
-          <w:b/>
-          <w:bCs/>
-          <w:sz w:val="28"/>
-          <w:szCs w:val="28"/>
-        </w:rPr>
-        <w:t xml:space="preserve"> </w:t>
-      </w:r>
-      <w:proofErr w:type="spellStart"/>
+      <w:r>
+        <w:rPr>
+          <w:rFonts w:ascii="Times New Roman" w:hAnsi="Times New Roman" w:cs="Times New Roman"/>
+          <w:b/>
+          <w:bCs/>
+          <w:sz w:val="28"/>
+          <w:szCs w:val="28"/>
+        </w:rPr>
+        <w:t xml:space="preserve"> </w:t>
+      </w:r>
       <w:r>
         <w:rPr>
           <w:rFonts w:ascii="Times New Roman" w:hAnsi="Times New Roman" w:cs="Times New Roman"/>
@@ -574,7 +571,6 @@
         </w:rPr>
         <w:t>Django</w:t>
       </w:r>
-      <w:proofErr w:type="spellEnd"/>
     </w:p>
     <w:p>
       <w:pPr>
@@ -622,25 +618,14 @@
         </w:rPr>
         <w:t xml:space="preserve"> </w:t>
       </w:r>
-      <w:proofErr w:type="spellStart"/>
-      <w:r>
-        <w:rPr>
-          <w:rFonts w:ascii="Times New Roman" w:hAnsi="Times New Roman" w:cs="Times New Roman"/>
-          <w:b/>
-          <w:sz w:val="28"/>
-          <w:szCs w:val="28"/>
-        </w:rPr>
-        <w:t>web</w:t>
-      </w:r>
-      <w:proofErr w:type="spellEnd"/>
-      <w:r>
-        <w:rPr>
-          <w:rFonts w:ascii="Times New Roman" w:hAnsi="Times New Roman" w:cs="Times New Roman"/>
-          <w:b/>
-          <w:sz w:val="28"/>
-          <w:szCs w:val="28"/>
-        </w:rPr>
-        <w:t>-приложений</w:t>
+      <w:r>
+        <w:rPr>
+          <w:rFonts w:ascii="Times New Roman" w:hAnsi="Times New Roman" w:cs="Times New Roman"/>
+          <w:b/>
+          <w:sz w:val="28"/>
+          <w:szCs w:val="28"/>
+        </w:rPr>
+        <w:t>web-приложений</w:t>
       </w:r>
     </w:p>
     <w:p>
@@ -1083,7 +1068,6 @@
                 <w:szCs w:val="28"/>
               </w:rPr>
             </w:pPr>
-            <w:proofErr w:type="spellStart"/>
             <w:r>
               <w:rPr>
                 <w:rFonts w:ascii="Times New Roman" w:hAnsi="Times New Roman" w:cs="Times New Roman"/>
@@ -1092,7 +1076,6 @@
               </w:rPr>
               <w:t>Белик</w:t>
             </w:r>
-            <w:proofErr w:type="spellEnd"/>
             <w:r>
               <w:rPr>
                 <w:rFonts w:ascii="Times New Roman" w:hAnsi="Times New Roman" w:cs="Times New Roman"/>
@@ -1481,7 +1464,6 @@
         </w:rPr>
         <w:t xml:space="preserve"> </w:t>
       </w:r>
-      <w:proofErr w:type="spellStart"/>
       <w:r>
         <w:rPr>
           <w:rFonts w:ascii="Times New Roman" w:hAnsi="Times New Roman" w:cs="Times New Roman"/>
@@ -1490,32 +1472,21 @@
         </w:rPr>
         <w:t>админкой</w:t>
       </w:r>
-      <w:proofErr w:type="spellEnd"/>
-      <w:r>
-        <w:rPr>
-          <w:rFonts w:ascii="Times New Roman" w:hAnsi="Times New Roman" w:cs="Times New Roman"/>
-          <w:sz w:val="28"/>
-          <w:szCs w:val="28"/>
-        </w:rPr>
-        <w:t xml:space="preserve"> </w:t>
-      </w:r>
-      <w:proofErr w:type="spellStart"/>
-      <w:r>
-        <w:rPr>
-          <w:rFonts w:ascii="Times New Roman" w:hAnsi="Times New Roman" w:cs="Times New Roman"/>
-          <w:sz w:val="28"/>
-          <w:szCs w:val="28"/>
-        </w:rPr>
-        <w:t>Django</w:t>
-      </w:r>
-      <w:proofErr w:type="spellEnd"/>
-      <w:r>
-        <w:rPr>
-          <w:rFonts w:ascii="Times New Roman" w:hAnsi="Times New Roman" w:cs="Times New Roman"/>
-          <w:sz w:val="28"/>
-          <w:szCs w:val="28"/>
-        </w:rPr>
-        <w:t>,</w:t>
+      <w:r>
+        <w:rPr>
+          <w:rFonts w:ascii="Times New Roman" w:hAnsi="Times New Roman" w:cs="Times New Roman"/>
+          <w:sz w:val="28"/>
+          <w:szCs w:val="28"/>
+        </w:rPr>
+        <w:t xml:space="preserve"> </w:t>
+      </w:r>
+      <w:r>
+        <w:rPr>
+          <w:rFonts w:ascii="Times New Roman" w:hAnsi="Times New Roman" w:cs="Times New Roman"/>
+          <w:sz w:val="28"/>
+          <w:szCs w:val="28"/>
+        </w:rPr>
+        <w:t>Django,</w:t>
       </w:r>
       <w:r>
         <w:rPr>
@@ -1589,23 +1560,13 @@
         </w:rPr>
         <w:t xml:space="preserve"> </w:t>
       </w:r>
-      <w:proofErr w:type="spellStart"/>
-      <w:r>
-        <w:rPr>
-          <w:rFonts w:ascii="Times New Roman" w:hAnsi="Times New Roman" w:cs="Times New Roman"/>
-          <w:sz w:val="28"/>
-          <w:szCs w:val="28"/>
-        </w:rPr>
-        <w:t>админке</w:t>
-      </w:r>
-      <w:proofErr w:type="spellEnd"/>
-      <w:r>
-        <w:rPr>
-          <w:rFonts w:ascii="Times New Roman" w:hAnsi="Times New Roman" w:cs="Times New Roman"/>
-          <w:sz w:val="28"/>
-          <w:szCs w:val="28"/>
-        </w:rPr>
-        <w:t>.</w:t>
+      <w:r>
+        <w:rPr>
+          <w:rFonts w:ascii="Times New Roman" w:hAnsi="Times New Roman" w:cs="Times New Roman"/>
+          <w:sz w:val="28"/>
+          <w:szCs w:val="28"/>
+        </w:rPr>
+        <w:t>админке.</w:t>
       </w:r>
     </w:p>
     <w:p>
@@ -1730,39 +1691,29 @@
         </w:rPr>
         <w:t xml:space="preserve"> </w:t>
       </w:r>
-      <w:proofErr w:type="spellStart"/>
-      <w:r>
-        <w:rPr>
-          <w:rFonts w:ascii="Times New Roman" w:hAnsi="Times New Roman" w:cs="Times New Roman"/>
-          <w:sz w:val="28"/>
-          <w:szCs w:val="28"/>
-        </w:rPr>
-        <w:t>Git</w:t>
-      </w:r>
-      <w:proofErr w:type="spellEnd"/>
-      <w:r>
-        <w:rPr>
-          <w:rFonts w:ascii="Times New Roman" w:hAnsi="Times New Roman" w:cs="Times New Roman"/>
-          <w:sz w:val="28"/>
-          <w:szCs w:val="28"/>
-        </w:rPr>
-        <w:t>-репозиторий:</w:t>
-      </w:r>
-      <w:r>
-        <w:rPr>
-          <w:rFonts w:ascii="Times New Roman" w:hAnsi="Times New Roman" w:cs="Times New Roman"/>
-          <w:sz w:val="28"/>
-          <w:szCs w:val="28"/>
-        </w:rPr>
-        <w:t xml:space="preserve"> </w:t>
-      </w:r>
-      <w:r>
-        <w:rPr>
-          <w:rFonts w:ascii="Times New Roman" w:hAnsi="Times New Roman" w:cs="Times New Roman"/>
-          <w:sz w:val="28"/>
-          <w:szCs w:val="28"/>
-        </w:rPr>
-        <w:t>https://github.com/serafima2007k-code/veb.git</w:t>
+      <w:r>
+        <w:rPr>
+          <w:rFonts w:ascii="Times New Roman" w:hAnsi="Times New Roman" w:cs="Times New Roman"/>
+          <w:sz w:val="28"/>
+          <w:szCs w:val="28"/>
+        </w:rPr>
+        <w:t>Git-репозиторий:</w:t>
+      </w:r>
+      <w:r>
+        <w:rPr>
+          <w:rFonts w:ascii="Times New Roman" w:hAnsi="Times New Roman" w:cs="Times New Roman"/>
+          <w:sz w:val="28"/>
+          <w:szCs w:val="28"/>
+        </w:rPr>
+        <w:t xml:space="preserve"> </w:t>
+      </w:r>
+      <w:r>
+        <w:rPr>
+          <w:rFonts w:ascii="Times New Roman" w:hAnsi="Times New Roman" w:cs="Times New Roman"/>
+          <w:sz w:val="28"/>
+          <w:szCs w:val="28"/>
+        </w:rPr>
+        <w:t>https://github.com/serafima2007k-code/web-app.git</w:t>
       </w:r>
     </w:p>
     <w:p>
@@ -2067,23 +2018,13 @@
         </w:rPr>
         <w:t xml:space="preserve"> </w:t>
       </w:r>
-      <w:proofErr w:type="spellStart"/>
-      <w:r>
-        <w:rPr>
-          <w:rFonts w:ascii="Times New Roman" w:hAnsi="Times New Roman" w:cs="Times New Roman"/>
-          <w:sz w:val="28"/>
-          <w:szCs w:val="28"/>
-        </w:rPr>
-        <w:t>news</w:t>
-      </w:r>
-      <w:proofErr w:type="spellEnd"/>
-      <w:r>
-        <w:rPr>
-          <w:rFonts w:ascii="Times New Roman" w:hAnsi="Times New Roman" w:cs="Times New Roman"/>
-          <w:sz w:val="28"/>
-          <w:szCs w:val="28"/>
-        </w:rPr>
-        <w:t>/views.py.</w:t>
+      <w:r>
+        <w:rPr>
+          <w:rFonts w:ascii="Times New Roman" w:hAnsi="Times New Roman" w:cs="Times New Roman"/>
+          <w:sz w:val="28"/>
+          <w:szCs w:val="28"/>
+        </w:rPr>
+        <w:t>news/views.py.</w:t>
       </w:r>
     </w:p>
     <w:p>
@@ -2314,7 +2255,6 @@
         </w:rPr>
         <w:t xml:space="preserve"> </w:t>
       </w:r>
-      <w:proofErr w:type="spellStart"/>
       <w:r>
         <w:rPr>
           <w:rFonts w:ascii="Times New Roman" w:hAnsi="Times New Roman" w:cs="Times New Roman"/>
@@ -2324,7 +2264,6 @@
         </w:rPr>
         <w:t>django.shortcuts</w:t>
       </w:r>
-      <w:proofErr w:type="spellEnd"/>
       <w:r>
         <w:rPr>
           <w:rFonts w:ascii="Times New Roman" w:hAnsi="Times New Roman" w:cs="Times New Roman"/>
@@ -2392,7 +2331,6 @@
         </w:rPr>
         <w:t xml:space="preserve"> </w:t>
       </w:r>
-      <w:proofErr w:type="spellStart"/>
       <w:r>
         <w:rPr>
           <w:rFonts w:ascii="Times New Roman" w:hAnsi="Times New Roman" w:cs="Times New Roman"/>
@@ -2402,7 +2340,6 @@
         </w:rPr>
         <w:t>django.http</w:t>
       </w:r>
-      <w:proofErr w:type="spellEnd"/>
       <w:r>
         <w:rPr>
           <w:rFonts w:ascii="Times New Roman" w:hAnsi="Times New Roman" w:cs="Times New Roman"/>
@@ -2430,7 +2367,6 @@
         </w:rPr>
         <w:t xml:space="preserve"> </w:t>
       </w:r>
-      <w:proofErr w:type="spellStart"/>
       <w:r>
         <w:rPr>
           <w:rFonts w:ascii="Times New Roman" w:hAnsi="Times New Roman" w:cs="Times New Roman"/>
@@ -2440,7 +2376,6 @@
         </w:rPr>
         <w:t>HttpResponse</w:t>
       </w:r>
-      <w:proofErr w:type="spellEnd"/>
     </w:p>
     <w:p>
       <w:pPr>
@@ -2605,31 +2540,7 @@
           <w:szCs w:val="28"/>
           <w:lang w:val="en-US"/>
         </w:rPr>
-        <w:t xml:space="preserve"> </w:t>
-      </w:r>
-      <w:proofErr w:type="spellStart"/>
-      <w:r>
-        <w:rPr>
-          <w:rFonts w:ascii="Times New Roman" w:hAnsi="Times New Roman" w:cs="Times New Roman"/>
-          <w:b/>
-          <w:bCs/>
-          <w:sz w:val="28"/>
-          <w:szCs w:val="28"/>
-          <w:lang w:val="en-US"/>
-        </w:rPr>
-        <w:t>News.objects.all</w:t>
-      </w:r>
-      <w:proofErr w:type="spellEnd"/>
-      <w:r>
-        <w:rPr>
-          <w:rFonts w:ascii="Times New Roman" w:hAnsi="Times New Roman" w:cs="Times New Roman"/>
-          <w:b/>
-          <w:bCs/>
-          <w:sz w:val="28"/>
-          <w:szCs w:val="28"/>
-          <w:lang w:val="en-US"/>
-        </w:rPr>
-        <w:t xml:space="preserve">() </w:t>
+        <w:t xml:space="preserve"> News.objects.all() </w:t>
       </w:r>
     </w:p>
     <w:p>
@@ -2858,25 +2769,14 @@
         </w:rPr>
         <w:t xml:space="preserve"> </w:t>
       </w:r>
-      <w:proofErr w:type="spellStart"/>
-      <w:r>
-        <w:rPr>
-          <w:rFonts w:ascii="Times New Roman" w:hAnsi="Times New Roman" w:cs="Times New Roman"/>
-          <w:sz w:val="28"/>
-          <w:szCs w:val="28"/>
-          <w:lang w:val="en-US"/>
-        </w:rPr>
-        <w:t>News.objects.all</w:t>
-      </w:r>
-      <w:proofErr w:type="spellEnd"/>
-      <w:r>
-        <w:rPr>
-          <w:rFonts w:ascii="Times New Roman" w:hAnsi="Times New Roman" w:cs="Times New Roman"/>
-          <w:sz w:val="28"/>
-          <w:szCs w:val="28"/>
-          <w:lang w:val="en-US"/>
-        </w:rPr>
-        <w:t>()</w:t>
+      <w:r>
+        <w:rPr>
+          <w:rFonts w:ascii="Times New Roman" w:hAnsi="Times New Roman" w:cs="Times New Roman"/>
+          <w:sz w:val="28"/>
+          <w:szCs w:val="28"/>
+          <w:lang w:val="en-US"/>
+        </w:rPr>
+        <w:t>News.objects.all()</w:t>
       </w:r>
     </w:p>
     <w:p>
@@ -3125,7 +3025,6 @@
           <w:szCs w:val="28"/>
         </w:rPr>
       </w:pPr>
-      <w:proofErr w:type="spellStart"/>
       <w:r>
         <w:rPr>
           <w:rFonts w:ascii="Times New Roman" w:hAnsi="Times New Roman" w:cs="Times New Roman"/>
@@ -3134,50 +3033,21 @@
         </w:rPr>
         <w:t>return</w:t>
       </w:r>
-      <w:proofErr w:type="spellEnd"/>
-      <w:r>
-        <w:rPr>
-          <w:rFonts w:ascii="Times New Roman" w:hAnsi="Times New Roman" w:cs="Times New Roman"/>
-          <w:sz w:val="28"/>
-          <w:szCs w:val="28"/>
-        </w:rPr>
-        <w:t xml:space="preserve"> </w:t>
-      </w:r>
-      <w:proofErr w:type="spellStart"/>
-      <w:r>
-        <w:rPr>
-          <w:rFonts w:ascii="Times New Roman" w:hAnsi="Times New Roman" w:cs="Times New Roman"/>
-          <w:sz w:val="28"/>
-          <w:szCs w:val="28"/>
-        </w:rPr>
-        <w:t>HttpResponse</w:t>
-      </w:r>
-      <w:proofErr w:type="spellEnd"/>
-      <w:r>
-        <w:rPr>
-          <w:rFonts w:ascii="Times New Roman" w:hAnsi="Times New Roman" w:cs="Times New Roman"/>
-          <w:sz w:val="28"/>
-          <w:szCs w:val="28"/>
-        </w:rPr>
-        <w:t>(</w:t>
-      </w:r>
-      <w:proofErr w:type="spellStart"/>
-      <w:r>
-        <w:rPr>
-          <w:rFonts w:ascii="Times New Roman" w:hAnsi="Times New Roman" w:cs="Times New Roman"/>
-          <w:sz w:val="28"/>
-          <w:szCs w:val="28"/>
-        </w:rPr>
-        <w:t>res</w:t>
-      </w:r>
-      <w:proofErr w:type="spellEnd"/>
-      <w:r>
-        <w:rPr>
-          <w:rFonts w:ascii="Times New Roman" w:hAnsi="Times New Roman" w:cs="Times New Roman"/>
-          <w:sz w:val="28"/>
-          <w:szCs w:val="28"/>
-        </w:rPr>
-        <w:t>)</w:t>
+      <w:r>
+        <w:rPr>
+          <w:rFonts w:ascii="Times New Roman" w:hAnsi="Times New Roman" w:cs="Times New Roman"/>
+          <w:sz w:val="28"/>
+          <w:szCs w:val="28"/>
+        </w:rPr>
+        <w:t xml:space="preserve"> </w:t>
+      </w:r>
+      <w:r>
+        <w:rPr>
+          <w:rFonts w:ascii="Times New Roman" w:hAnsi="Times New Roman" w:cs="Times New Roman"/>
+          <w:sz w:val="28"/>
+          <w:szCs w:val="28"/>
+        </w:rPr>
+        <w:t>HttpResponse(res)</w:t>
       </w:r>
     </w:p>
     <w:p>
@@ -3317,7 +3187,6 @@
         </w:rPr>
         <w:t xml:space="preserve"> </w:t>
       </w:r>
-      <w:proofErr w:type="spellStart"/>
       <w:r>
         <w:rPr>
           <w:rFonts w:ascii="Times New Roman" w:hAnsi="Times New Roman" w:cs="Times New Roman"/>
@@ -3326,7 +3195,6 @@
         </w:rPr>
         <w:t>index</w:t>
       </w:r>
-      <w:proofErr w:type="spellEnd"/>
     </w:p>
     <w:p>
       <w:pPr>
@@ -3489,7 +3357,6 @@
         </w:rPr>
         <w:t xml:space="preserve"> </w:t>
       </w:r>
-      <w:proofErr w:type="spellStart"/>
       <w:r>
         <w:rPr>
           <w:rFonts w:ascii="Times New Roman" w:hAnsi="Times New Roman" w:cs="Times New Roman"/>
@@ -3498,7 +3365,6 @@
         </w:rPr>
         <w:t>python</w:t>
       </w:r>
-      <w:proofErr w:type="spellEnd"/>
       <w:r>
         <w:rPr>
           <w:rFonts w:ascii="Times New Roman" w:hAnsi="Times New Roman" w:cs="Times New Roman"/>
@@ -3523,7 +3389,6 @@
         </w:rPr>
         <w:t xml:space="preserve"> </w:t>
       </w:r>
-      <w:proofErr w:type="spellStart"/>
       <w:r>
         <w:rPr>
           <w:rFonts w:ascii="Times New Roman" w:hAnsi="Times New Roman" w:cs="Times New Roman"/>
@@ -3532,7 +3397,6 @@
         </w:rPr>
         <w:t>runserver</w:t>
       </w:r>
-      <w:proofErr w:type="spellEnd"/>
       <w:r>
         <w:rPr>
           <w:rFonts w:ascii="Times New Roman" w:hAnsi="Times New Roman" w:cs="Times New Roman"/>
@@ -3707,18 +3571,8 @@
           <w:sz w:val="28"/>
           <w:szCs w:val="28"/>
         </w:rPr>
-        <w:t>(</w:t>
-      </w:r>
-      <w:proofErr w:type="spellStart"/>
-      <w:r>
-        <w:rPr>
-          <w:rFonts w:ascii="Times New Roman" w:hAnsi="Times New Roman" w:cs="Times New Roman"/>
-          <w:sz w:val="28"/>
-          <w:szCs w:val="28"/>
-        </w:rPr>
-        <w:t>Ctrl</w:t>
-      </w:r>
-      <w:proofErr w:type="spellEnd"/>
+        <w:t>(Ctrl</w:t>
+      </w:r>
       <w:r>
         <w:rPr>
           <w:rFonts w:ascii="Times New Roman" w:hAnsi="Times New Roman" w:cs="Times New Roman"/>
@@ -4124,7 +3978,6 @@
         </w:rPr>
         <w:t xml:space="preserve"> </w:t>
       </w:r>
-      <w:proofErr w:type="spellStart"/>
       <w:r>
         <w:rPr>
           <w:rFonts w:ascii="Times New Roman" w:hAnsi="Times New Roman" w:cs="Times New Roman"/>
@@ -4135,7 +3988,6 @@
         </w:rPr>
         <w:t>templates</w:t>
       </w:r>
-      <w:proofErr w:type="spellEnd"/>
       <w:r>
         <w:rPr>
           <w:rFonts w:ascii="Times New Roman" w:hAnsi="Times New Roman" w:cs="Times New Roman"/>
@@ -4210,7 +4062,6 @@
         </w:rPr>
         <w:t xml:space="preserve"> </w:t>
       </w:r>
-      <w:proofErr w:type="spellStart"/>
       <w:r>
         <w:rPr>
           <w:rFonts w:ascii="Times New Roman" w:hAnsi="Times New Roman" w:cs="Times New Roman"/>
@@ -4219,7 +4070,6 @@
         </w:rPr>
         <w:t>PyCharm</w:t>
       </w:r>
-      <w:proofErr w:type="spellEnd"/>
       <w:r>
         <w:rPr>
           <w:rFonts w:ascii="Times New Roman" w:hAnsi="Times New Roman" w:cs="Times New Roman"/>
@@ -4260,23 +4110,13 @@
         </w:rPr>
         <w:t xml:space="preserve"> </w:t>
       </w:r>
-      <w:proofErr w:type="spellStart"/>
-      <w:r>
-        <w:rPr>
-          <w:rFonts w:ascii="Times New Roman" w:hAnsi="Times New Roman" w:cs="Times New Roman"/>
-          <w:sz w:val="28"/>
-          <w:szCs w:val="28"/>
-        </w:rPr>
-        <w:t>news</w:t>
-      </w:r>
-      <w:proofErr w:type="spellEnd"/>
-      <w:r>
-        <w:rPr>
-          <w:rFonts w:ascii="Times New Roman" w:hAnsi="Times New Roman" w:cs="Times New Roman"/>
-          <w:sz w:val="28"/>
-          <w:szCs w:val="28"/>
-        </w:rPr>
-        <w:t>.</w:t>
+      <w:r>
+        <w:rPr>
+          <w:rFonts w:ascii="Times New Roman" w:hAnsi="Times New Roman" w:cs="Times New Roman"/>
+          <w:sz w:val="28"/>
+          <w:szCs w:val="28"/>
+        </w:rPr>
+        <w:t>news.</w:t>
       </w:r>
     </w:p>
     <w:p>
@@ -4348,25 +4188,7 @@
           <w:sz w:val="28"/>
           <w:szCs w:val="28"/>
         </w:rPr>
-        <w:t xml:space="preserve"> </w:t>
-      </w:r>
-      <w:proofErr w:type="spellStart"/>
-      <w:r>
-        <w:rPr>
-          <w:rFonts w:ascii="Times New Roman" w:hAnsi="Times New Roman" w:cs="Times New Roman"/>
-          <w:sz w:val="28"/>
-          <w:szCs w:val="28"/>
-        </w:rPr>
-        <w:t>New</w:t>
-      </w:r>
-      <w:proofErr w:type="spellEnd"/>
-      <w:r>
-        <w:rPr>
-          <w:rFonts w:ascii="Times New Roman" w:hAnsi="Times New Roman" w:cs="Times New Roman"/>
-          <w:sz w:val="28"/>
-          <w:szCs w:val="28"/>
-        </w:rPr>
-        <w:t xml:space="preserve"> </w:t>
+        <w:t xml:space="preserve"> New </w:t>
       </w:r>
       <w:r>
         <w:rPr>
@@ -4382,25 +4204,7 @@
           <w:sz w:val="28"/>
           <w:szCs w:val="28"/>
         </w:rPr>
-        <w:t xml:space="preserve"> </w:t>
-      </w:r>
-      <w:proofErr w:type="spellStart"/>
-      <w:r>
-        <w:rPr>
-          <w:rFonts w:ascii="Times New Roman" w:hAnsi="Times New Roman" w:cs="Times New Roman"/>
-          <w:sz w:val="28"/>
-          <w:szCs w:val="28"/>
-        </w:rPr>
-        <w:t>Directory</w:t>
-      </w:r>
-      <w:proofErr w:type="spellEnd"/>
-      <w:r>
-        <w:rPr>
-          <w:rFonts w:ascii="Times New Roman" w:hAnsi="Times New Roman" w:cs="Times New Roman"/>
-          <w:sz w:val="28"/>
-          <w:szCs w:val="28"/>
-        </w:rPr>
-        <w:t>.</w:t>
+        <w:t xml:space="preserve"> Directory.</w:t>
       </w:r>
     </w:p>
     <w:p>
@@ -4450,23 +4254,13 @@
         </w:rPr>
         <w:t xml:space="preserve"> </w:t>
       </w:r>
-      <w:proofErr w:type="spellStart"/>
-      <w:r>
-        <w:rPr>
-          <w:rFonts w:ascii="Times New Roman" w:hAnsi="Times New Roman" w:cs="Times New Roman"/>
-          <w:sz w:val="28"/>
-          <w:szCs w:val="28"/>
-        </w:rPr>
-        <w:t>templates</w:t>
-      </w:r>
-      <w:proofErr w:type="spellEnd"/>
-      <w:r>
-        <w:rPr>
-          <w:rFonts w:ascii="Times New Roman" w:hAnsi="Times New Roman" w:cs="Times New Roman"/>
-          <w:sz w:val="28"/>
-          <w:szCs w:val="28"/>
-        </w:rPr>
-        <w:t>.</w:t>
+      <w:r>
+        <w:rPr>
+          <w:rFonts w:ascii="Times New Roman" w:hAnsi="Times New Roman" w:cs="Times New Roman"/>
+          <w:sz w:val="28"/>
+          <w:szCs w:val="28"/>
+        </w:rPr>
+        <w:t>templates.</w:t>
       </w:r>
     </w:p>
     <w:p>
@@ -4580,7 +4374,6 @@
         </w:rPr>
         <w:t xml:space="preserve"> </w:t>
       </w:r>
-      <w:proofErr w:type="spellStart"/>
       <w:r>
         <w:rPr>
           <w:rFonts w:ascii="Times New Roman" w:hAnsi="Times New Roman" w:cs="Times New Roman"/>
@@ -4589,7 +4382,6 @@
         </w:rPr>
         <w:t>news</w:t>
       </w:r>
-      <w:proofErr w:type="spellEnd"/>
       <w:r>
         <w:rPr>
           <w:rFonts w:ascii="Times New Roman" w:hAnsi="Times New Roman" w:cs="Times New Roman"/>
@@ -5085,7 +4877,6 @@
         </w:rPr>
         <w:t xml:space="preserve"> </w:t>
       </w:r>
-      <w:proofErr w:type="spellStart"/>
       <w:r>
         <w:rPr>
           <w:rFonts w:ascii="Times New Roman" w:hAnsi="Times New Roman" w:cs="Times New Roman"/>
@@ -5096,7 +4887,6 @@
         </w:rPr>
         <w:t>render</w:t>
       </w:r>
-      <w:proofErr w:type="spellEnd"/>
     </w:p>
     <w:p>
       <w:pPr>
@@ -5212,7 +5002,6 @@
         </w:rPr>
         <w:t xml:space="preserve"> </w:t>
       </w:r>
-      <w:proofErr w:type="spellStart"/>
       <w:r>
         <w:rPr>
           <w:rFonts w:ascii="Times New Roman" w:hAnsi="Times New Roman" w:cs="Times New Roman"/>
@@ -5222,7 +5011,6 @@
         </w:rPr>
         <w:t>django.shortcuts</w:t>
       </w:r>
-      <w:proofErr w:type="spellEnd"/>
       <w:r>
         <w:rPr>
           <w:rFonts w:ascii="Times New Roman" w:hAnsi="Times New Roman" w:cs="Times New Roman"/>
@@ -5382,7 +5170,6 @@
         </w:rPr>
         <w:t xml:space="preserve"> </w:t>
       </w:r>
-      <w:proofErr w:type="spellStart"/>
       <w:r>
         <w:rPr>
           <w:rFonts w:ascii="Times New Roman" w:hAnsi="Times New Roman" w:cs="Times New Roman"/>
@@ -5391,7 +5178,6 @@
         </w:rPr>
         <w:t>render</w:t>
       </w:r>
-      <w:proofErr w:type="spellEnd"/>
     </w:p>
     <w:p>
       <w:pPr>
@@ -5438,7 +5224,6 @@
         </w:rPr>
         <w:t xml:space="preserve"> </w:t>
       </w:r>
-      <w:proofErr w:type="spellStart"/>
       <w:r>
         <w:rPr>
           <w:rFonts w:ascii="Times New Roman" w:hAnsi="Times New Roman" w:cs="Times New Roman"/>
@@ -5449,7 +5234,6 @@
         </w:rPr>
         <w:t>render</w:t>
       </w:r>
-      <w:proofErr w:type="spellEnd"/>
       <w:r>
         <w:rPr>
           <w:rFonts w:ascii="Times New Roman" w:hAnsi="Times New Roman" w:cs="Times New Roman"/>
@@ -5660,25 +5444,14 @@
         </w:rPr>
         <w:t xml:space="preserve"> </w:t>
       </w:r>
-      <w:proofErr w:type="spellStart"/>
-      <w:r>
-        <w:rPr>
-          <w:rFonts w:ascii="Times New Roman" w:hAnsi="Times New Roman" w:cs="Times New Roman"/>
-          <w:sz w:val="28"/>
-          <w:szCs w:val="28"/>
-          <w:lang w:val="en-US"/>
-        </w:rPr>
-        <w:t>News.objects.all</w:t>
-      </w:r>
-      <w:proofErr w:type="spellEnd"/>
-      <w:r>
-        <w:rPr>
-          <w:rFonts w:ascii="Times New Roman" w:hAnsi="Times New Roman" w:cs="Times New Roman"/>
-          <w:sz w:val="28"/>
-          <w:szCs w:val="28"/>
-          <w:lang w:val="en-US"/>
-        </w:rPr>
-        <w:t>()</w:t>
+      <w:r>
+        <w:rPr>
+          <w:rFonts w:ascii="Times New Roman" w:hAnsi="Times New Roman" w:cs="Times New Roman"/>
+          <w:sz w:val="28"/>
+          <w:szCs w:val="28"/>
+          <w:lang w:val="en-US"/>
+        </w:rPr>
+        <w:t>News.objects.all()</w:t>
       </w:r>
     </w:p>
     <w:p>
@@ -6020,25 +5793,7 @@
           <w:sz w:val="28"/>
           <w:szCs w:val="28"/>
         </w:rPr>
-        <w:t>&lt;</w:t>
-      </w:r>
-      <w:proofErr w:type="spellStart"/>
-      <w:r>
-        <w:rPr>
-          <w:rFonts w:ascii="Times New Roman" w:hAnsi="Times New Roman" w:cs="Times New Roman"/>
-          <w:sz w:val="28"/>
-          <w:szCs w:val="28"/>
-        </w:rPr>
-        <w:t>body</w:t>
-      </w:r>
-      <w:proofErr w:type="spellEnd"/>
-      <w:r>
-        <w:rPr>
-          <w:rFonts w:ascii="Times New Roman" w:hAnsi="Times New Roman" w:cs="Times New Roman"/>
-          <w:sz w:val="28"/>
-          <w:szCs w:val="28"/>
-        </w:rPr>
-        <w:t>&gt;</w:t>
+        <w:t>&lt;body&gt;</w:t>
       </w:r>
       <w:r>
         <w:rPr>
@@ -6336,18 +6091,8 @@
           <w:sz w:val="28"/>
           <w:szCs w:val="28"/>
         </w:rPr>
-        <w:t>&lt;</w:t>
-      </w:r>
-      <w:proofErr w:type="spellStart"/>
-      <w:r>
-        <w:rPr>
-          <w:rFonts w:ascii="Times New Roman" w:hAnsi="Times New Roman" w:cs="Times New Roman"/>
-          <w:sz w:val="28"/>
-          <w:szCs w:val="28"/>
-        </w:rPr>
-        <w:t>QuerySet</w:t>
-      </w:r>
-      <w:proofErr w:type="spellEnd"/>
+        <w:t>&lt;QuerySet</w:t>
+      </w:r>
       <w:r>
         <w:rPr>
           <w:rFonts w:ascii="Times New Roman" w:hAnsi="Times New Roman" w:cs="Times New Roman"/>
@@ -6532,7 +6277,6 @@
         </w:rPr>
         <w:t xml:space="preserve"> </w:t>
       </w:r>
-      <w:proofErr w:type="spellStart"/>
       <w:r>
         <w:rPr>
           <w:rFonts w:ascii="Times New Roman" w:hAnsi="Times New Roman" w:cs="Times New Roman"/>
@@ -6541,7 +6285,6 @@
         </w:rPr>
         <w:t>title</w:t>
       </w:r>
-      <w:proofErr w:type="spellEnd"/>
       <w:r>
         <w:rPr>
           <w:rFonts w:ascii="Times New Roman" w:hAnsi="Times New Roman" w:cs="Times New Roman"/>
@@ -6598,7 +6341,6 @@
         </w:rPr>
         <w:t xml:space="preserve"> </w:t>
       </w:r>
-      <w:proofErr w:type="spellStart"/>
       <w:r>
         <w:rPr>
           <w:rFonts w:ascii="Times New Roman" w:hAnsi="Times New Roman" w:cs="Times New Roman"/>
@@ -6607,7 +6349,6 @@
         </w:rPr>
         <w:t>news</w:t>
       </w:r>
-      <w:proofErr w:type="spellEnd"/>
       <w:r>
         <w:rPr>
           <w:rFonts w:ascii="Times New Roman" w:hAnsi="Times New Roman" w:cs="Times New Roman"/>
@@ -6858,7 +6599,6 @@
         </w:rPr>
         <w:t xml:space="preserve"> </w:t>
       </w:r>
-      <w:proofErr w:type="spellStart"/>
       <w:r>
         <w:rPr>
           <w:rFonts w:ascii="Times New Roman" w:hAnsi="Times New Roman" w:cs="Times New Roman"/>
@@ -6869,7 +6609,6 @@
         </w:rPr>
         <w:t>for</w:t>
       </w:r>
-      <w:proofErr w:type="spellEnd"/>
       <w:r>
         <w:rPr>
           <w:rFonts w:ascii="Times New Roman" w:hAnsi="Times New Roman" w:cs="Times New Roman"/>
@@ -6972,23 +6711,13 @@
         </w:rPr>
         <w:t xml:space="preserve"> </w:t>
       </w:r>
-      <w:proofErr w:type="spellStart"/>
-      <w:r>
-        <w:rPr>
-          <w:rFonts w:ascii="Times New Roman" w:hAnsi="Times New Roman" w:cs="Times New Roman"/>
-          <w:sz w:val="28"/>
-          <w:szCs w:val="28"/>
-        </w:rPr>
-        <w:t>for</w:t>
-      </w:r>
-      <w:proofErr w:type="spellEnd"/>
-      <w:r>
-        <w:rPr>
-          <w:rFonts w:ascii="Times New Roman" w:hAnsi="Times New Roman" w:cs="Times New Roman"/>
-          <w:sz w:val="28"/>
-          <w:szCs w:val="28"/>
-        </w:rPr>
-        <w:t>:</w:t>
+      <w:r>
+        <w:rPr>
+          <w:rFonts w:ascii="Times New Roman" w:hAnsi="Times New Roman" w:cs="Times New Roman"/>
+          <w:sz w:val="28"/>
+          <w:szCs w:val="28"/>
+        </w:rPr>
+        <w:t>for:</w:t>
       </w:r>
     </w:p>
     <w:p>
@@ -7235,7 +6964,6 @@
         </w:rPr>
         <w:t xml:space="preserve"> </w:t>
       </w:r>
-      <w:proofErr w:type="spellStart"/>
       <w:r>
         <w:rPr>
           <w:rFonts w:ascii="Times New Roman" w:hAnsi="Times New Roman" w:cs="Times New Roman"/>
@@ -7245,7 +6973,6 @@
         </w:rPr>
         <w:t>item.title</w:t>
       </w:r>
-      <w:proofErr w:type="spellEnd"/>
       <w:r>
         <w:rPr>
           <w:rFonts w:ascii="Times New Roman" w:hAnsi="Times New Roman" w:cs="Times New Roman"/>
@@ -7295,7 +7022,6 @@
         </w:rPr>
         <w:t xml:space="preserve"> </w:t>
       </w:r>
-      <w:proofErr w:type="spellStart"/>
       <w:r>
         <w:rPr>
           <w:rFonts w:ascii="Times New Roman" w:hAnsi="Times New Roman" w:cs="Times New Roman"/>
@@ -7305,7 +7031,6 @@
         </w:rPr>
         <w:t>item.content</w:t>
       </w:r>
-      <w:proofErr w:type="spellEnd"/>
       <w:r>
         <w:rPr>
           <w:rFonts w:ascii="Times New Roman" w:hAnsi="Times New Roman" w:cs="Times New Roman"/>
@@ -7364,25 +7089,7 @@
           <w:sz w:val="28"/>
           <w:szCs w:val="28"/>
         </w:rPr>
-        <w:t>&lt;</w:t>
-      </w:r>
-      <w:proofErr w:type="spellStart"/>
-      <w:r>
-        <w:rPr>
-          <w:rFonts w:ascii="Times New Roman" w:hAnsi="Times New Roman" w:cs="Times New Roman"/>
-          <w:sz w:val="28"/>
-          <w:szCs w:val="28"/>
-        </w:rPr>
-        <w:t>hr</w:t>
-      </w:r>
-      <w:proofErr w:type="spellEnd"/>
-      <w:r>
-        <w:rPr>
-          <w:rFonts w:ascii="Times New Roman" w:hAnsi="Times New Roman" w:cs="Times New Roman"/>
-          <w:sz w:val="28"/>
-          <w:szCs w:val="28"/>
-        </w:rPr>
-        <w:t>&gt;</w:t>
+        <w:t>&lt;hr&gt;</w:t>
       </w:r>
     </w:p>
     <w:p>
@@ -7412,7 +7119,6 @@
         </w:rPr>
         <w:t xml:space="preserve"> </w:t>
       </w:r>
-      <w:proofErr w:type="spellStart"/>
       <w:r>
         <w:rPr>
           <w:rFonts w:ascii="Times New Roman" w:hAnsi="Times New Roman" w:cs="Times New Roman"/>
@@ -7421,7 +7127,6 @@
         </w:rPr>
         <w:t>endfor</w:t>
       </w:r>
-      <w:proofErr w:type="spellEnd"/>
       <w:r>
         <w:rPr>
           <w:rFonts w:ascii="Times New Roman" w:hAnsi="Times New Roman" w:cs="Times New Roman"/>
@@ -7715,18 +7420,8 @@
           <w:sz w:val="28"/>
           <w:szCs w:val="28"/>
         </w:rPr>
-        <w:t xml:space="preserve">Использование тега </w:t>
-      </w:r>
-      <w:proofErr w:type="spellStart"/>
-      <w:r>
-        <w:rPr>
-          <w:rFonts w:ascii="Times New Roman" w:hAnsi="Times New Roman" w:cs="Times New Roman"/>
-          <w:sz w:val="28"/>
-          <w:szCs w:val="28"/>
-        </w:rPr>
-        <w:t>for</w:t>
-      </w:r>
-      <w:proofErr w:type="spellEnd"/>
+        <w:t>Использование тега for</w:t>
+      </w:r>
       <w:r>
         <w:rPr>
           <w:rFonts w:ascii="Times New Roman" w:hAnsi="Times New Roman" w:cs="Times New Roman"/>
@@ -8047,23 +7742,13 @@
         </w:rPr>
         <w:t xml:space="preserve"> </w:t>
       </w:r>
-      <w:proofErr w:type="spellStart"/>
-      <w:r>
-        <w:rPr>
-          <w:rFonts w:ascii="Times New Roman" w:hAnsi="Times New Roman" w:cs="Times New Roman"/>
-          <w:sz w:val="28"/>
-          <w:szCs w:val="28"/>
-        </w:rPr>
-        <w:t>MySite</w:t>
-      </w:r>
-      <w:proofErr w:type="spellEnd"/>
-      <w:r>
-        <w:rPr>
-          <w:rFonts w:ascii="Times New Roman" w:hAnsi="Times New Roman" w:cs="Times New Roman"/>
-          <w:sz w:val="28"/>
-          <w:szCs w:val="28"/>
-        </w:rPr>
-        <w:t>/settings.py.</w:t>
+      <w:r>
+        <w:rPr>
+          <w:rFonts w:ascii="Times New Roman" w:hAnsi="Times New Roman" w:cs="Times New Roman"/>
+          <w:sz w:val="28"/>
+          <w:szCs w:val="28"/>
+        </w:rPr>
+        <w:t>MySite/settings.py.</w:t>
       </w:r>
     </w:p>
     <w:p>
@@ -8142,27 +7827,7 @@
           <w:szCs w:val="28"/>
           <w:lang w:val="en-US"/>
         </w:rPr>
-        <w:t>'</w:t>
-      </w:r>
-      <w:proofErr w:type="spellStart"/>
-      <w:r>
-        <w:rPr>
-          <w:rFonts w:ascii="Times New Roman" w:hAnsi="Times New Roman" w:cs="Times New Roman"/>
-          <w:sz w:val="28"/>
-          <w:szCs w:val="28"/>
-          <w:lang w:val="en-US"/>
-        </w:rPr>
-        <w:t>en</w:t>
-      </w:r>
-      <w:proofErr w:type="spellEnd"/>
-      <w:r>
-        <w:rPr>
-          <w:rFonts w:ascii="Times New Roman" w:hAnsi="Times New Roman" w:cs="Times New Roman"/>
-          <w:sz w:val="28"/>
-          <w:szCs w:val="28"/>
-          <w:lang w:val="en-US"/>
-        </w:rPr>
-        <w:t>-us'.</w:t>
+        <w:t>'en-us'.</w:t>
       </w:r>
     </w:p>
     <w:p>
@@ -8684,7 +8349,6 @@
         </w:rPr>
         <w:t xml:space="preserve"> </w:t>
       </w:r>
-      <w:proofErr w:type="spellStart"/>
       <w:r>
         <w:rPr>
           <w:rFonts w:ascii="Times New Roman" w:hAnsi="Times New Roman" w:cs="Times New Roman"/>
@@ -8695,7 +8359,6 @@
         </w:rPr>
         <w:t>date</w:t>
       </w:r>
-      <w:proofErr w:type="spellEnd"/>
       <w:r>
         <w:rPr>
           <w:rFonts w:ascii="Times New Roman" w:hAnsi="Times New Roman" w:cs="Times New Roman"/>
@@ -8866,27 +8529,7 @@
           <w:szCs w:val="28"/>
           <w:lang w:val="en-US"/>
         </w:rPr>
-        <w:t>item.created_</w:t>
-      </w:r>
-      <w:proofErr w:type="spellStart"/>
-      <w:r>
-        <w:rPr>
-          <w:rFonts w:ascii="Times New Roman" w:hAnsi="Times New Roman" w:cs="Times New Roman"/>
-          <w:sz w:val="28"/>
-          <w:szCs w:val="28"/>
-          <w:lang w:val="en-US"/>
-        </w:rPr>
-        <w:t>at|date</w:t>
-      </w:r>
-      <w:proofErr w:type="spellEnd"/>
-      <w:r>
-        <w:rPr>
-          <w:rFonts w:ascii="Times New Roman" w:hAnsi="Times New Roman" w:cs="Times New Roman"/>
-          <w:sz w:val="28"/>
-          <w:szCs w:val="28"/>
-          <w:lang w:val="en-US"/>
-        </w:rPr>
-        <w:t>:"Y-m-d</w:t>
+        <w:t>item.created_at|date:"Y-m-d</w:t>
       </w:r>
       <w:r>
         <w:rPr>
@@ -9441,7 +9084,6 @@
         </w:rPr>
         <w:t xml:space="preserve"> </w:t>
       </w:r>
-      <w:proofErr w:type="spellStart"/>
       <w:r>
         <w:rPr>
           <w:rFonts w:ascii="Times New Roman" w:hAnsi="Times New Roman" w:cs="Times New Roman"/>
@@ -9452,7 +9094,6 @@
         </w:rPr>
         <w:t>context</w:t>
       </w:r>
-      <w:proofErr w:type="spellEnd"/>
       <w:r>
         <w:rPr>
           <w:rFonts w:ascii="Times New Roman" w:hAnsi="Times New Roman" w:cs="Times New Roman"/>
@@ -9507,7 +9148,6 @@
         </w:rPr>
         <w:t xml:space="preserve"> </w:t>
       </w:r>
-      <w:proofErr w:type="spellStart"/>
       <w:r>
         <w:rPr>
           <w:rFonts w:ascii="Times New Roman" w:hAnsi="Times New Roman" w:cs="Times New Roman"/>
@@ -9516,7 +9156,6 @@
         </w:rPr>
         <w:t>index</w:t>
       </w:r>
-      <w:proofErr w:type="spellEnd"/>
       <w:r>
         <w:rPr>
           <w:rFonts w:ascii="Times New Roman" w:hAnsi="Times New Roman" w:cs="Times New Roman"/>
@@ -9725,25 +9364,14 @@
         </w:rPr>
         <w:t xml:space="preserve"> </w:t>
       </w:r>
-      <w:proofErr w:type="spellStart"/>
-      <w:r>
-        <w:rPr>
-          <w:rFonts w:ascii="Times New Roman" w:hAnsi="Times New Roman" w:cs="Times New Roman"/>
-          <w:sz w:val="28"/>
-          <w:szCs w:val="28"/>
-          <w:lang w:val="en-US"/>
-        </w:rPr>
-        <w:t>News.objects.all</w:t>
-      </w:r>
-      <w:proofErr w:type="spellEnd"/>
-      <w:r>
-        <w:rPr>
-          <w:rFonts w:ascii="Times New Roman" w:hAnsi="Times New Roman" w:cs="Times New Roman"/>
-          <w:sz w:val="28"/>
-          <w:szCs w:val="28"/>
-          <w:lang w:val="en-US"/>
-        </w:rPr>
-        <w:t>()</w:t>
+      <w:r>
+        <w:rPr>
+          <w:rFonts w:ascii="Times New Roman" w:hAnsi="Times New Roman" w:cs="Times New Roman"/>
+          <w:sz w:val="28"/>
+          <w:szCs w:val="28"/>
+          <w:lang w:val="en-US"/>
+        </w:rPr>
+        <w:t>News.objects.all()</w:t>
       </w:r>
     </w:p>
     <w:p>
@@ -10167,25 +9795,14 @@
         </w:rPr>
         <w:t xml:space="preserve"> </w:t>
       </w:r>
-      <w:proofErr w:type="spellStart"/>
-      <w:r>
-        <w:rPr>
-          <w:rFonts w:ascii="Times New Roman" w:hAnsi="Times New Roman" w:cs="Times New Roman"/>
-          <w:sz w:val="28"/>
-          <w:szCs w:val="28"/>
-          <w:lang w:val="en-US"/>
-        </w:rPr>
-        <w:t>template_name</w:t>
-      </w:r>
-      <w:proofErr w:type="spellEnd"/>
-      <w:r>
-        <w:rPr>
-          <w:rFonts w:ascii="Times New Roman" w:hAnsi="Times New Roman" w:cs="Times New Roman"/>
-          <w:sz w:val="28"/>
-          <w:szCs w:val="28"/>
-          <w:lang w:val="en-US"/>
-        </w:rPr>
-        <w:t>='news/index.html',</w:t>
+      <w:r>
+        <w:rPr>
+          <w:rFonts w:ascii="Times New Roman" w:hAnsi="Times New Roman" w:cs="Times New Roman"/>
+          <w:sz w:val="28"/>
+          <w:szCs w:val="28"/>
+          <w:lang w:val="en-US"/>
+        </w:rPr>
+        <w:t>template_name='news/index.html',</w:t>
       </w:r>
       <w:r>
         <w:rPr>
@@ -10320,7 +9937,6 @@
         </w:rPr>
         <w:t xml:space="preserve"> </w:t>
       </w:r>
-      <w:proofErr w:type="spellStart"/>
       <w:r>
         <w:rPr>
           <w:rFonts w:ascii="Times New Roman" w:hAnsi="Times New Roman" w:cs="Times New Roman"/>
@@ -10329,7 +9945,6 @@
         </w:rPr>
         <w:t>context</w:t>
       </w:r>
-      <w:proofErr w:type="spellEnd"/>
       <w:r>
         <w:rPr>
           <w:rFonts w:ascii="Times New Roman" w:hAnsi="Times New Roman" w:cs="Times New Roman"/>
@@ -10528,7 +10143,6 @@
         </w:rPr>
         <w:t xml:space="preserve"> </w:t>
       </w:r>
-      <w:proofErr w:type="spellStart"/>
       <w:r>
         <w:rPr>
           <w:rFonts w:ascii="Times New Roman" w:hAnsi="Times New Roman" w:cs="Times New Roman"/>
@@ -10539,7 +10153,6 @@
         </w:rPr>
         <w:t>order_by</w:t>
       </w:r>
-      <w:proofErr w:type="spellEnd"/>
       <w:r>
         <w:rPr>
           <w:rFonts w:ascii="Times New Roman" w:hAnsi="Times New Roman" w:cs="Times New Roman"/>
@@ -10650,45 +10263,14 @@
         </w:rPr>
         <w:t xml:space="preserve"> </w:t>
       </w:r>
-      <w:proofErr w:type="spellStart"/>
-      <w:r>
-        <w:rPr>
-          <w:rFonts w:ascii="Times New Roman" w:hAnsi="Times New Roman" w:cs="Times New Roman"/>
-          <w:sz w:val="28"/>
-          <w:szCs w:val="28"/>
-          <w:lang w:val="en-US"/>
-        </w:rPr>
-        <w:t>order_by</w:t>
-      </w:r>
-      <w:proofErr w:type="spellEnd"/>
-      <w:r>
-        <w:rPr>
-          <w:rFonts w:ascii="Times New Roman" w:hAnsi="Times New Roman" w:cs="Times New Roman"/>
-          <w:sz w:val="28"/>
-          <w:szCs w:val="28"/>
-          <w:lang w:val="en-US"/>
-        </w:rPr>
-        <w:t>('-</w:t>
-      </w:r>
-      <w:proofErr w:type="spellStart"/>
-      <w:r>
-        <w:rPr>
-          <w:rFonts w:ascii="Times New Roman" w:hAnsi="Times New Roman" w:cs="Times New Roman"/>
-          <w:sz w:val="28"/>
-          <w:szCs w:val="28"/>
-          <w:lang w:val="en-US"/>
-        </w:rPr>
-        <w:t>created_at</w:t>
-      </w:r>
-      <w:proofErr w:type="spellEnd"/>
-      <w:r>
-        <w:rPr>
-          <w:rFonts w:ascii="Times New Roman" w:hAnsi="Times New Roman" w:cs="Times New Roman"/>
-          <w:sz w:val="28"/>
-          <w:szCs w:val="28"/>
-          <w:lang w:val="en-US"/>
-        </w:rPr>
-        <w:t>'):</w:t>
+      <w:r>
+        <w:rPr>
+          <w:rFonts w:ascii="Times New Roman" w:hAnsi="Times New Roman" w:cs="Times New Roman"/>
+          <w:sz w:val="28"/>
+          <w:szCs w:val="28"/>
+          <w:lang w:val="en-US"/>
+        </w:rPr>
+        <w:t>order_by('-created_at'):</w:t>
       </w:r>
     </w:p>
     <w:p>
@@ -10761,45 +10343,14 @@
         </w:rPr>
         <w:t xml:space="preserve"> </w:t>
       </w:r>
-      <w:proofErr w:type="spellStart"/>
-      <w:r>
-        <w:rPr>
-          <w:rFonts w:ascii="Times New Roman" w:hAnsi="Times New Roman" w:cs="Times New Roman"/>
-          <w:sz w:val="28"/>
-          <w:szCs w:val="28"/>
-          <w:lang w:val="en-US"/>
-        </w:rPr>
-        <w:t>News.objects.order_by</w:t>
-      </w:r>
-      <w:proofErr w:type="spellEnd"/>
-      <w:r>
-        <w:rPr>
-          <w:rFonts w:ascii="Times New Roman" w:hAnsi="Times New Roman" w:cs="Times New Roman"/>
-          <w:sz w:val="28"/>
-          <w:szCs w:val="28"/>
-          <w:lang w:val="en-US"/>
-        </w:rPr>
-        <w:t>('-</w:t>
-      </w:r>
-      <w:proofErr w:type="spellStart"/>
-      <w:r>
-        <w:rPr>
-          <w:rFonts w:ascii="Times New Roman" w:hAnsi="Times New Roman" w:cs="Times New Roman"/>
-          <w:sz w:val="28"/>
-          <w:szCs w:val="28"/>
-          <w:lang w:val="en-US"/>
-        </w:rPr>
-        <w:t>created_at</w:t>
-      </w:r>
-      <w:proofErr w:type="spellEnd"/>
-      <w:r>
-        <w:rPr>
-          <w:rFonts w:ascii="Times New Roman" w:hAnsi="Times New Roman" w:cs="Times New Roman"/>
-          <w:sz w:val="28"/>
-          <w:szCs w:val="28"/>
-          <w:lang w:val="en-US"/>
-        </w:rPr>
-        <w:t>')</w:t>
+      <w:r>
+        <w:rPr>
+          <w:rFonts w:ascii="Times New Roman" w:hAnsi="Times New Roman" w:cs="Times New Roman"/>
+          <w:sz w:val="28"/>
+          <w:szCs w:val="28"/>
+          <w:lang w:val="en-US"/>
+        </w:rPr>
+        <w:t>News.objects.order_by('-created_at')</w:t>
       </w:r>
     </w:p>
     <w:p>
@@ -10942,7 +10493,6 @@
           <w:szCs w:val="28"/>
         </w:rPr>
       </w:pPr>
-      <w:proofErr w:type="spellStart"/>
       <w:r>
         <w:rPr>
           <w:rFonts w:ascii="Times New Roman" w:hAnsi="Times New Roman" w:cs="Times New Roman"/>
@@ -10953,18 +10503,16 @@
         </w:rPr>
         <w:t>Админка</w:t>
       </w:r>
-      <w:proofErr w:type="spellEnd"/>
-      <w:r>
-        <w:rPr>
-          <w:rFonts w:ascii="Times New Roman" w:hAnsi="Times New Roman" w:cs="Times New Roman"/>
-          <w:b/>
-          <w:bCs/>
-          <w:sz w:val="28"/>
-          <w:szCs w:val="28"/>
-        </w:rPr>
-        <w:t xml:space="preserve"> </w:t>
-      </w:r>
-      <w:proofErr w:type="spellStart"/>
+      <w:r>
+        <w:rPr>
+          <w:rFonts w:ascii="Times New Roman" w:hAnsi="Times New Roman" w:cs="Times New Roman"/>
+          <w:b/>
+          <w:bCs/>
+          <w:sz w:val="28"/>
+          <w:szCs w:val="28"/>
+        </w:rPr>
+        <w:t xml:space="preserve"> </w:t>
+      </w:r>
       <w:r>
         <w:rPr>
           <w:rFonts w:ascii="Times New Roman" w:hAnsi="Times New Roman" w:cs="Times New Roman"/>
@@ -10975,7 +10523,6 @@
         </w:rPr>
         <w:t>Django</w:t>
       </w:r>
-      <w:proofErr w:type="spellEnd"/>
     </w:p>
     <w:p>
       <w:pPr>
@@ -11099,7 +10646,6 @@
           <w:szCs w:val="28"/>
         </w:rPr>
       </w:pPr>
-      <w:proofErr w:type="spellStart"/>
       <w:r>
         <w:rPr>
           <w:rFonts w:ascii="Times New Roman" w:hAnsi="Times New Roman" w:cs="Times New Roman"/>
@@ -11108,7 +10654,6 @@
         </w:rPr>
         <w:t>bash</w:t>
       </w:r>
-      <w:proofErr w:type="spellEnd"/>
     </w:p>
     <w:p>
       <w:pPr>
@@ -11121,7 +10666,6 @@
           <w:szCs w:val="28"/>
         </w:rPr>
       </w:pPr>
-      <w:proofErr w:type="spellStart"/>
       <w:r>
         <w:rPr>
           <w:rFonts w:ascii="Times New Roman" w:hAnsi="Times New Roman" w:cs="Times New Roman"/>
@@ -11130,7 +10674,6 @@
         </w:rPr>
         <w:t>python</w:t>
       </w:r>
-      <w:proofErr w:type="spellEnd"/>
       <w:r>
         <w:rPr>
           <w:rFonts w:ascii="Times New Roman" w:hAnsi="Times New Roman" w:cs="Times New Roman"/>
@@ -11155,7 +10698,6 @@
         </w:rPr>
         <w:t xml:space="preserve"> </w:t>
       </w:r>
-      <w:proofErr w:type="spellStart"/>
       <w:r>
         <w:rPr>
           <w:rFonts w:ascii="Times New Roman" w:hAnsi="Times New Roman" w:cs="Times New Roman"/>
@@ -11164,7 +10706,6 @@
         </w:rPr>
         <w:t>createsuperuser</w:t>
       </w:r>
-      <w:proofErr w:type="spellEnd"/>
     </w:p>
     <w:p>
       <w:pPr>
@@ -11245,23 +10786,13 @@
         </w:rPr>
         <w:t xml:space="preserve"> </w:t>
       </w:r>
-      <w:proofErr w:type="spellStart"/>
-      <w:r>
-        <w:rPr>
-          <w:rFonts w:ascii="Times New Roman" w:hAnsi="Times New Roman" w:cs="Times New Roman"/>
-          <w:sz w:val="28"/>
-          <w:szCs w:val="28"/>
-        </w:rPr>
-        <w:t>admin</w:t>
-      </w:r>
-      <w:proofErr w:type="spellEnd"/>
-      <w:r>
-        <w:rPr>
-          <w:rFonts w:ascii="Times New Roman" w:hAnsi="Times New Roman" w:cs="Times New Roman"/>
-          <w:sz w:val="28"/>
-          <w:szCs w:val="28"/>
-        </w:rPr>
-        <w:t>).</w:t>
+      <w:r>
+        <w:rPr>
+          <w:rFonts w:ascii="Times New Roman" w:hAnsi="Times New Roman" w:cs="Times New Roman"/>
+          <w:sz w:val="28"/>
+          <w:szCs w:val="28"/>
+        </w:rPr>
+        <w:t>admin).</w:t>
       </w:r>
     </w:p>
     <w:p>
@@ -11295,7 +10826,6 @@
         </w:rPr>
         <w:t xml:space="preserve"> </w:t>
       </w:r>
-      <w:proofErr w:type="spellStart"/>
       <w:r>
         <w:rPr>
           <w:rFonts w:ascii="Times New Roman" w:hAnsi="Times New Roman" w:cs="Times New Roman"/>
@@ -11304,7 +10834,6 @@
         </w:rPr>
         <w:t>email</w:t>
       </w:r>
-      <w:proofErr w:type="spellEnd"/>
       <w:r>
         <w:rPr>
           <w:rFonts w:ascii="Times New Roman" w:hAnsi="Times New Roman" w:cs="Times New Roman"/>
@@ -11361,23 +10890,13 @@
         </w:rPr>
         <w:t xml:space="preserve"> </w:t>
       </w:r>
-      <w:proofErr w:type="spellStart"/>
-      <w:r>
-        <w:rPr>
-          <w:rFonts w:ascii="Times New Roman" w:hAnsi="Times New Roman" w:cs="Times New Roman"/>
-          <w:sz w:val="28"/>
-          <w:szCs w:val="28"/>
-        </w:rPr>
-        <w:t>Enter</w:t>
-      </w:r>
-      <w:proofErr w:type="spellEnd"/>
-      <w:r>
-        <w:rPr>
-          <w:rFonts w:ascii="Times New Roman" w:hAnsi="Times New Roman" w:cs="Times New Roman"/>
-          <w:sz w:val="28"/>
-          <w:szCs w:val="28"/>
-        </w:rPr>
-        <w:t>).</w:t>
+      <w:r>
+        <w:rPr>
+          <w:rFonts w:ascii="Times New Roman" w:hAnsi="Times New Roman" w:cs="Times New Roman"/>
+          <w:sz w:val="28"/>
+          <w:szCs w:val="28"/>
+        </w:rPr>
+        <w:t>Enter).</w:t>
       </w:r>
     </w:p>
     <w:p>
@@ -11499,7 +11018,6 @@
         </w:rPr>
         <w:t xml:space="preserve"> </w:t>
       </w:r>
-      <w:proofErr w:type="spellStart"/>
       <w:r>
         <w:rPr>
           <w:rFonts w:ascii="Times New Roman" w:hAnsi="Times New Roman" w:cs="Times New Roman"/>
@@ -11508,7 +11026,6 @@
         </w:rPr>
         <w:t>Django</w:t>
       </w:r>
-      <w:proofErr w:type="spellEnd"/>
       <w:r>
         <w:rPr>
           <w:rFonts w:ascii="Times New Roman" w:hAnsi="Times New Roman" w:cs="Times New Roman"/>
@@ -11601,7 +11118,6 @@
         </w:rPr>
         <w:t xml:space="preserve"> </w:t>
       </w:r>
-      <w:proofErr w:type="spellStart"/>
       <w:r>
         <w:rPr>
           <w:rFonts w:ascii="Times New Roman" w:hAnsi="Times New Roman" w:cs="Times New Roman"/>
@@ -11610,16 +11126,14 @@
         </w:rPr>
         <w:t>Superuser</w:t>
       </w:r>
-      <w:proofErr w:type="spellEnd"/>
-      <w:r>
-        <w:rPr>
-          <w:rFonts w:ascii="Times New Roman" w:hAnsi="Times New Roman" w:cs="Times New Roman"/>
-          <w:sz w:val="28"/>
-          <w:szCs w:val="28"/>
-        </w:rPr>
-        <w:t xml:space="preserve"> </w:t>
-      </w:r>
-      <w:proofErr w:type="spellStart"/>
+      <w:r>
+        <w:rPr>
+          <w:rFonts w:ascii="Times New Roman" w:hAnsi="Times New Roman" w:cs="Times New Roman"/>
+          <w:sz w:val="28"/>
+          <w:szCs w:val="28"/>
+        </w:rPr>
+        <w:t xml:space="preserve"> </w:t>
+      </w:r>
       <w:r>
         <w:rPr>
           <w:rFonts w:ascii="Times New Roman" w:hAnsi="Times New Roman" w:cs="Times New Roman"/>
@@ -11628,32 +11142,21 @@
         </w:rPr>
         <w:t>created</w:t>
       </w:r>
-      <w:proofErr w:type="spellEnd"/>
-      <w:r>
-        <w:rPr>
-          <w:rFonts w:ascii="Times New Roman" w:hAnsi="Times New Roman" w:cs="Times New Roman"/>
-          <w:sz w:val="28"/>
-          <w:szCs w:val="28"/>
-        </w:rPr>
-        <w:t xml:space="preserve"> </w:t>
-      </w:r>
-      <w:proofErr w:type="spellStart"/>
-      <w:r>
-        <w:rPr>
-          <w:rFonts w:ascii="Times New Roman" w:hAnsi="Times New Roman" w:cs="Times New Roman"/>
-          <w:sz w:val="28"/>
-          <w:szCs w:val="28"/>
-        </w:rPr>
-        <w:t>successfully</w:t>
-      </w:r>
-      <w:proofErr w:type="spellEnd"/>
-      <w:r>
-        <w:rPr>
-          <w:rFonts w:ascii="Times New Roman" w:hAnsi="Times New Roman" w:cs="Times New Roman"/>
-          <w:sz w:val="28"/>
-          <w:szCs w:val="28"/>
-        </w:rPr>
-        <w:t>.</w:t>
+      <w:r>
+        <w:rPr>
+          <w:rFonts w:ascii="Times New Roman" w:hAnsi="Times New Roman" w:cs="Times New Roman"/>
+          <w:sz w:val="28"/>
+          <w:szCs w:val="28"/>
+        </w:rPr>
+        <w:t xml:space="preserve"> </w:t>
+      </w:r>
+      <w:r>
+        <w:rPr>
+          <w:rFonts w:ascii="Times New Roman" w:hAnsi="Times New Roman" w:cs="Times New Roman"/>
+          <w:sz w:val="28"/>
+          <w:szCs w:val="28"/>
+        </w:rPr>
+        <w:t>successfully.</w:t>
       </w:r>
     </w:p>
     <w:p>
@@ -11865,7 +11368,6 @@
         </w:rPr>
         <w:t xml:space="preserve"> </w:t>
       </w:r>
-      <w:proofErr w:type="spellStart"/>
       <w:r>
         <w:rPr>
           <w:rFonts w:ascii="Times New Roman" w:hAnsi="Times New Roman" w:cs="Times New Roman"/>
@@ -11876,7 +11378,6 @@
         </w:rPr>
         <w:t>админку</w:t>
       </w:r>
-      <w:proofErr w:type="spellEnd"/>
       <w:r>
         <w:rPr>
           <w:rFonts w:ascii="Times New Roman" w:hAnsi="Times New Roman" w:cs="Times New Roman"/>
@@ -12083,7 +11584,6 @@
         </w:rPr>
         <w:t xml:space="preserve"> </w:t>
       </w:r>
-      <w:proofErr w:type="spellStart"/>
       <w:r>
         <w:rPr>
           <w:rFonts w:ascii="Times New Roman" w:hAnsi="Times New Roman" w:cs="Times New Roman"/>
@@ -12092,7 +11592,6 @@
         </w:rPr>
         <w:t>админки</w:t>
       </w:r>
-      <w:proofErr w:type="spellEnd"/>
       <w:r>
         <w:rPr>
           <w:rFonts w:ascii="Times New Roman" w:hAnsi="Times New Roman" w:cs="Times New Roman"/>
@@ -12301,7 +11800,6 @@
         </w:rPr>
         <w:t xml:space="preserve"> </w:t>
       </w:r>
-      <w:proofErr w:type="spellStart"/>
       <w:r>
         <w:rPr>
           <w:rFonts w:ascii="Times New Roman" w:hAnsi="Times New Roman" w:cs="Times New Roman"/>
@@ -12310,7 +11808,6 @@
         </w:rPr>
         <w:t>админки</w:t>
       </w:r>
-      <w:proofErr w:type="spellEnd"/>
     </w:p>
     <w:p>
       <w:pPr>
@@ -12375,7 +11872,6 @@
         </w:rPr>
         <w:t xml:space="preserve"> </w:t>
       </w:r>
-      <w:proofErr w:type="spellStart"/>
       <w:r>
         <w:rPr>
           <w:rFonts w:ascii="Times New Roman" w:hAnsi="Times New Roman" w:cs="Times New Roman"/>
@@ -12386,7 +11882,6 @@
         </w:rPr>
         <w:t>News</w:t>
       </w:r>
-      <w:proofErr w:type="spellEnd"/>
       <w:r>
         <w:rPr>
           <w:rFonts w:ascii="Times New Roman" w:hAnsi="Times New Roman" w:cs="Times New Roman"/>
@@ -12417,7 +11912,6 @@
         </w:rPr>
         <w:t xml:space="preserve"> </w:t>
       </w:r>
-      <w:proofErr w:type="spellStart"/>
       <w:r>
         <w:rPr>
           <w:rFonts w:ascii="Times New Roman" w:hAnsi="Times New Roman" w:cs="Times New Roman"/>
@@ -12428,7 +11922,6 @@
         </w:rPr>
         <w:t>админке</w:t>
       </w:r>
-      <w:proofErr w:type="spellEnd"/>
       <w:r>
         <w:rPr>
           <w:rFonts w:ascii="Times New Roman" w:hAnsi="Times New Roman" w:cs="Times New Roman"/>
@@ -12562,7 +12055,6 @@
         </w:rPr>
         <w:t xml:space="preserve"> </w:t>
       </w:r>
-      <w:proofErr w:type="spellStart"/>
       <w:r>
         <w:rPr>
           <w:rFonts w:ascii="Times New Roman" w:hAnsi="Times New Roman" w:cs="Times New Roman"/>
@@ -12572,7 +12064,6 @@
         </w:rPr>
         <w:t>django.contrib</w:t>
       </w:r>
-      <w:proofErr w:type="spellEnd"/>
       <w:r>
         <w:rPr>
           <w:rFonts w:ascii="Times New Roman" w:hAnsi="Times New Roman" w:cs="Times New Roman"/>
@@ -12698,25 +12189,14 @@
           <w:lang w:val="en-US"/>
         </w:rPr>
       </w:pPr>
-      <w:proofErr w:type="spellStart"/>
-      <w:r>
-        <w:rPr>
-          <w:rFonts w:ascii="Times New Roman" w:hAnsi="Times New Roman" w:cs="Times New Roman"/>
-          <w:sz w:val="28"/>
-          <w:szCs w:val="28"/>
-          <w:lang w:val="en-US"/>
-        </w:rPr>
-        <w:t>admin.site.register</w:t>
-      </w:r>
-      <w:proofErr w:type="spellEnd"/>
-      <w:r>
-        <w:rPr>
-          <w:rFonts w:ascii="Times New Roman" w:hAnsi="Times New Roman" w:cs="Times New Roman"/>
-          <w:sz w:val="28"/>
-          <w:szCs w:val="28"/>
-          <w:lang w:val="en-US"/>
-        </w:rPr>
-        <w:t>(News)</w:t>
+      <w:r>
+        <w:rPr>
+          <w:rFonts w:ascii="Times New Roman" w:hAnsi="Times New Roman" w:cs="Times New Roman"/>
+          <w:sz w:val="28"/>
+          <w:szCs w:val="28"/>
+          <w:lang w:val="en-US"/>
+        </w:rPr>
+        <w:t>admin.site.register(News)</w:t>
       </w:r>
     </w:p>
     <w:p>
@@ -12746,7 +12226,6 @@
         </w:rPr>
         <w:t xml:space="preserve"> </w:t>
       </w:r>
-      <w:proofErr w:type="spellStart"/>
       <w:r>
         <w:rPr>
           <w:rFonts w:ascii="Times New Roman" w:hAnsi="Times New Roman" w:cs="Times New Roman"/>
@@ -12755,7 +12234,6 @@
         </w:rPr>
         <w:t>админке</w:t>
       </w:r>
-      <w:proofErr w:type="spellEnd"/>
       <w:r>
         <w:rPr>
           <w:rFonts w:ascii="Times New Roman" w:hAnsi="Times New Roman" w:cs="Times New Roman"/>
@@ -13007,7 +12485,6 @@
         </w:rPr>
         <w:t>.</w:t>
       </w:r>
-      <w:proofErr w:type="spellStart"/>
       <w:r>
         <w:rPr>
           <w:rFonts w:ascii="Times New Roman" w:hAnsi="Times New Roman" w:cs="Times New Roman"/>
@@ -13017,7 +12494,6 @@
         </w:rPr>
         <w:t>py</w:t>
       </w:r>
-      <w:proofErr w:type="spellEnd"/>
     </w:p>
     <w:p>
       <w:pPr>
@@ -13153,7 +12629,6 @@
         </w:rPr>
         <w:t xml:space="preserve"> </w:t>
       </w:r>
-      <w:proofErr w:type="spellStart"/>
       <w:r>
         <w:rPr>
           <w:rFonts w:ascii="Times New Roman" w:hAnsi="Times New Roman" w:cs="Times New Roman"/>
@@ -13162,7 +12637,6 @@
         </w:rPr>
         <w:t>админке</w:t>
       </w:r>
-      <w:proofErr w:type="spellEnd"/>
       <w:r>
         <w:rPr>
           <w:rFonts w:ascii="Times New Roman" w:hAnsi="Times New Roman" w:cs="Times New Roman"/>
@@ -13997,7 +13471,6 @@
         </w:rPr>
         <w:t xml:space="preserve"> </w:t>
       </w:r>
-      <w:proofErr w:type="spellStart"/>
       <w:r>
         <w:rPr>
           <w:rFonts w:ascii="Times New Roman" w:hAnsi="Times New Roman" w:cs="Times New Roman"/>
@@ -14008,7 +13481,6 @@
         </w:rPr>
         <w:t>админки</w:t>
       </w:r>
-      <w:proofErr w:type="spellEnd"/>
     </w:p>
     <w:p>
       <w:pPr>
@@ -14043,7 +13515,6 @@
         </w:rPr>
         <w:t xml:space="preserve"> </w:t>
       </w:r>
-      <w:proofErr w:type="spellStart"/>
       <w:r>
         <w:rPr>
           <w:rFonts w:ascii="Times New Roman" w:hAnsi="Times New Roman" w:cs="Times New Roman"/>
@@ -14054,7 +13525,6 @@
         </w:rPr>
         <w:t>Meta</w:t>
       </w:r>
-      <w:proofErr w:type="spellEnd"/>
       <w:r>
         <w:rPr>
           <w:rFonts w:ascii="Times New Roman" w:hAnsi="Times New Roman" w:cs="Times New Roman"/>
@@ -14085,7 +13555,6 @@
         </w:rPr>
         <w:t xml:space="preserve"> </w:t>
       </w:r>
-      <w:proofErr w:type="spellStart"/>
       <w:r>
         <w:rPr>
           <w:rFonts w:ascii="Times New Roman" w:hAnsi="Times New Roman" w:cs="Times New Roman"/>
@@ -14096,7 +13565,6 @@
         </w:rPr>
         <w:t>verbose_name</w:t>
       </w:r>
-      <w:proofErr w:type="spellEnd"/>
       <w:r>
         <w:rPr>
           <w:rFonts w:ascii="Times New Roman" w:hAnsi="Times New Roman" w:cs="Times New Roman"/>
@@ -14282,7 +13750,6 @@
           <w:lang w:val="en-US"/>
         </w:rPr>
       </w:pPr>
-      <w:proofErr w:type="spellStart"/>
       <w:r>
         <w:rPr>
           <w:rFonts w:ascii="Times New Roman" w:hAnsi="Times New Roman" w:cs="Times New Roman"/>
@@ -14292,7 +13759,6 @@
         </w:rPr>
         <w:t>verbose_name</w:t>
       </w:r>
-      <w:proofErr w:type="spellEnd"/>
       <w:r>
         <w:rPr>
           <w:rFonts w:ascii="Times New Roman" w:hAnsi="Times New Roman" w:cs="Times New Roman"/>
@@ -14374,7 +13840,6 @@
         </w:rPr>
         <w:t xml:space="preserve"> </w:t>
       </w:r>
-      <w:proofErr w:type="spellStart"/>
       <w:r>
         <w:rPr>
           <w:rFonts w:ascii="Times New Roman" w:hAnsi="Times New Roman" w:cs="Times New Roman"/>
@@ -14383,7 +13848,6 @@
         </w:rPr>
         <w:t>админке</w:t>
       </w:r>
-      <w:proofErr w:type="spellEnd"/>
       <w:r>
         <w:rPr>
           <w:rFonts w:ascii="Times New Roman" w:hAnsi="Times New Roman" w:cs="Times New Roman"/>
@@ -14446,25 +13910,7 @@
           <w:sz w:val="28"/>
           <w:szCs w:val="28"/>
         </w:rPr>
-        <w:t>«</w:t>
-      </w:r>
-      <w:proofErr w:type="spellStart"/>
-      <w:r>
-        <w:rPr>
-          <w:rFonts w:ascii="Times New Roman" w:hAnsi="Times New Roman" w:cs="Times New Roman"/>
-          <w:sz w:val="28"/>
-          <w:szCs w:val="28"/>
-        </w:rPr>
-        <w:t>News</w:t>
-      </w:r>
-      <w:proofErr w:type="spellEnd"/>
-      <w:r>
-        <w:rPr>
-          <w:rFonts w:ascii="Times New Roman" w:hAnsi="Times New Roman" w:cs="Times New Roman"/>
-          <w:sz w:val="28"/>
-          <w:szCs w:val="28"/>
-        </w:rPr>
-        <w:t>»</w:t>
+        <w:t>«News»</w:t>
       </w:r>
       <w:r>
         <w:rPr>
@@ -14901,25 +14347,14 @@
           <w:lang w:val="en-US"/>
         </w:rPr>
       </w:pPr>
-      <w:proofErr w:type="spellStart"/>
-      <w:r>
-        <w:rPr>
-          <w:rFonts w:ascii="Times New Roman" w:hAnsi="Times New Roman" w:cs="Times New Roman"/>
-          <w:sz w:val="28"/>
-          <w:szCs w:val="28"/>
-          <w:lang w:val="en-US"/>
-        </w:rPr>
-        <w:t>verbose_name_plural</w:t>
-      </w:r>
-      <w:proofErr w:type="spellEnd"/>
-      <w:r>
-        <w:rPr>
-          <w:rFonts w:ascii="Times New Roman" w:hAnsi="Times New Roman" w:cs="Times New Roman"/>
-          <w:sz w:val="28"/>
-          <w:szCs w:val="28"/>
-          <w:lang w:val="en-US"/>
-        </w:rPr>
-        <w:t xml:space="preserve"> = '</w:t>
+      <w:r>
+        <w:rPr>
+          <w:rFonts w:ascii="Times New Roman" w:hAnsi="Times New Roman" w:cs="Times New Roman"/>
+          <w:sz w:val="28"/>
+          <w:szCs w:val="28"/>
+          <w:lang w:val="en-US"/>
+        </w:rPr>
+        <w:t>verbose_name_plural = '</w:t>
       </w:r>
       <w:r>
         <w:rPr>
@@ -15176,7 +14611,6 @@
         </w:rPr>
         <w:t xml:space="preserve"> </w:t>
       </w:r>
-      <w:proofErr w:type="spellStart"/>
       <w:r>
         <w:rPr>
           <w:rFonts w:ascii="Times New Roman" w:hAnsi="Times New Roman" w:cs="Times New Roman"/>
@@ -15187,7 +14621,6 @@
         </w:rPr>
         <w:t>ordering</w:t>
       </w:r>
-      <w:proofErr w:type="spellEnd"/>
       <w:r>
         <w:rPr>
           <w:rFonts w:ascii="Times New Roman" w:hAnsi="Times New Roman" w:cs="Times New Roman"/>
@@ -15241,23 +14674,13 @@
         </w:rPr>
         <w:t xml:space="preserve"> </w:t>
       </w:r>
-      <w:proofErr w:type="spellStart"/>
-      <w:r>
-        <w:rPr>
-          <w:rFonts w:ascii="Times New Roman" w:hAnsi="Times New Roman" w:cs="Times New Roman"/>
-          <w:sz w:val="28"/>
-          <w:szCs w:val="28"/>
-        </w:rPr>
-        <w:t>Meta</w:t>
-      </w:r>
-      <w:proofErr w:type="spellEnd"/>
-      <w:r>
-        <w:rPr>
-          <w:rFonts w:ascii="Times New Roman" w:hAnsi="Times New Roman" w:cs="Times New Roman"/>
-          <w:sz w:val="28"/>
-          <w:szCs w:val="28"/>
-        </w:rPr>
-        <w:t>:</w:t>
+      <w:r>
+        <w:rPr>
+          <w:rFonts w:ascii="Times New Roman" w:hAnsi="Times New Roman" w:cs="Times New Roman"/>
+          <w:sz w:val="28"/>
+          <w:szCs w:val="28"/>
+        </w:rPr>
+        <w:t>Meta:</w:t>
       </w:r>
     </w:p>
     <w:p>
@@ -15337,27 +14760,7 @@
           <w:szCs w:val="28"/>
           <w:lang w:val="en-US"/>
         </w:rPr>
-        <w:t>['-</w:t>
-      </w:r>
-      <w:proofErr w:type="spellStart"/>
-      <w:r>
-        <w:rPr>
-          <w:rFonts w:ascii="Times New Roman" w:hAnsi="Times New Roman" w:cs="Times New Roman"/>
-          <w:sz w:val="28"/>
-          <w:szCs w:val="28"/>
-          <w:lang w:val="en-US"/>
-        </w:rPr>
-        <w:t>created_at</w:t>
-      </w:r>
-      <w:proofErr w:type="spellEnd"/>
-      <w:r>
-        <w:rPr>
-          <w:rFonts w:ascii="Times New Roman" w:hAnsi="Times New Roman" w:cs="Times New Roman"/>
-          <w:sz w:val="28"/>
-          <w:szCs w:val="28"/>
-          <w:lang w:val="en-US"/>
-        </w:rPr>
-        <w:t>']</w:t>
+        <w:t>['-created_at']</w:t>
       </w:r>
     </w:p>
     <w:p>
@@ -15391,7 +14794,6 @@
         </w:rPr>
         <w:t xml:space="preserve"> </w:t>
       </w:r>
-      <w:proofErr w:type="spellStart"/>
       <w:r>
         <w:rPr>
           <w:rFonts w:ascii="Times New Roman" w:hAnsi="Times New Roman" w:cs="Times New Roman"/>
@@ -15400,7 +14802,6 @@
         </w:rPr>
         <w:t>админке</w:t>
       </w:r>
-      <w:proofErr w:type="spellEnd"/>
       <w:r>
         <w:rPr>
           <w:rFonts w:ascii="Times New Roman" w:hAnsi="Times New Roman" w:cs="Times New Roman"/>
@@ -15561,7 +14962,6 @@
         </w:rPr>
         <w:t xml:space="preserve"> </w:t>
       </w:r>
-      <w:proofErr w:type="spellStart"/>
       <w:r>
         <w:rPr>
           <w:rFonts w:ascii="Times New Roman" w:hAnsi="Times New Roman" w:cs="Times New Roman"/>
@@ -15570,7 +14970,6 @@
         </w:rPr>
         <w:t>order_by</w:t>
       </w:r>
-      <w:proofErr w:type="spellEnd"/>
       <w:r>
         <w:rPr>
           <w:rFonts w:ascii="Times New Roman" w:hAnsi="Times New Roman" w:cs="Times New Roman"/>
@@ -15611,23 +15010,13 @@
         </w:rPr>
         <w:t xml:space="preserve"> </w:t>
       </w:r>
-      <w:proofErr w:type="spellStart"/>
-      <w:r>
-        <w:rPr>
-          <w:rFonts w:ascii="Times New Roman" w:hAnsi="Times New Roman" w:cs="Times New Roman"/>
-          <w:sz w:val="28"/>
-          <w:szCs w:val="28"/>
-        </w:rPr>
-        <w:t>all</w:t>
-      </w:r>
-      <w:proofErr w:type="spellEnd"/>
-      <w:r>
-        <w:rPr>
-          <w:rFonts w:ascii="Times New Roman" w:hAnsi="Times New Roman" w:cs="Times New Roman"/>
-          <w:sz w:val="28"/>
-          <w:szCs w:val="28"/>
-        </w:rPr>
-        <w:t>()</w:t>
+      <w:r>
+        <w:rPr>
+          <w:rFonts w:ascii="Times New Roman" w:hAnsi="Times New Roman" w:cs="Times New Roman"/>
+          <w:sz w:val="28"/>
+          <w:szCs w:val="28"/>
+        </w:rPr>
+        <w:t>all()</w:t>
       </w:r>
       <w:r>
         <w:rPr>
@@ -15875,23 +15264,13 @@
         </w:rPr>
         <w:t xml:space="preserve"> </w:t>
       </w:r>
-      <w:proofErr w:type="spellStart"/>
-      <w:r>
-        <w:rPr>
-          <w:rFonts w:ascii="Times New Roman" w:hAnsi="Times New Roman" w:cs="Times New Roman"/>
-          <w:sz w:val="28"/>
-          <w:szCs w:val="28"/>
-        </w:rPr>
-        <w:t>админке</w:t>
-      </w:r>
-      <w:proofErr w:type="spellEnd"/>
-      <w:r>
-        <w:rPr>
-          <w:rFonts w:ascii="Times New Roman" w:hAnsi="Times New Roman" w:cs="Times New Roman"/>
-          <w:sz w:val="28"/>
-          <w:szCs w:val="28"/>
-        </w:rPr>
-        <w:t>,</w:t>
+      <w:r>
+        <w:rPr>
+          <w:rFonts w:ascii="Times New Roman" w:hAnsi="Times New Roman" w:cs="Times New Roman"/>
+          <w:sz w:val="28"/>
+          <w:szCs w:val="28"/>
+        </w:rPr>
+        <w:t>админке,</w:t>
       </w:r>
       <w:r>
         <w:rPr>
@@ -16324,23 +15703,13 @@
         </w:rPr>
         <w:t xml:space="preserve"> </w:t>
       </w:r>
-      <w:proofErr w:type="spellStart"/>
-      <w:r>
-        <w:rPr>
-          <w:rFonts w:ascii="Times New Roman" w:hAnsi="Times New Roman" w:cs="Times New Roman"/>
-          <w:sz w:val="28"/>
-          <w:szCs w:val="28"/>
-        </w:rPr>
-        <w:t>NewsConfig</w:t>
-      </w:r>
-      <w:proofErr w:type="spellEnd"/>
-      <w:r>
-        <w:rPr>
-          <w:rFonts w:ascii="Times New Roman" w:hAnsi="Times New Roman" w:cs="Times New Roman"/>
-          <w:sz w:val="28"/>
-          <w:szCs w:val="28"/>
-        </w:rPr>
-        <w:t>:</w:t>
+      <w:r>
+        <w:rPr>
+          <w:rFonts w:ascii="Times New Roman" w:hAnsi="Times New Roman" w:cs="Times New Roman"/>
+          <w:sz w:val="28"/>
+          <w:szCs w:val="28"/>
+        </w:rPr>
+        <w:t>NewsConfig:</w:t>
       </w:r>
     </w:p>
     <w:p>
@@ -16354,7 +15723,6 @@
           <w:szCs w:val="28"/>
         </w:rPr>
       </w:pPr>
-      <w:proofErr w:type="spellStart"/>
       <w:r>
         <w:rPr>
           <w:rFonts w:ascii="Times New Roman" w:hAnsi="Times New Roman" w:cs="Times New Roman"/>
@@ -16363,7 +15731,6 @@
         </w:rPr>
         <w:t>python</w:t>
       </w:r>
-      <w:proofErr w:type="spellEnd"/>
     </w:p>
     <w:p>
       <w:pPr>
@@ -16376,7 +15743,6 @@
           <w:szCs w:val="28"/>
         </w:rPr>
       </w:pPr>
-      <w:proofErr w:type="spellStart"/>
       <w:r>
         <w:rPr>
           <w:rFonts w:ascii="Times New Roman" w:hAnsi="Times New Roman" w:cs="Times New Roman"/>
@@ -16385,7 +15751,6 @@
         </w:rPr>
         <w:t>verbose_name</w:t>
       </w:r>
-      <w:proofErr w:type="spellEnd"/>
       <w:r>
         <w:rPr>
           <w:rFonts w:ascii="Times New Roman" w:hAnsi="Times New Roman" w:cs="Times New Roman"/>
@@ -16446,7 +15811,6 @@
         </w:rPr>
         <w:t xml:space="preserve"> </w:t>
       </w:r>
-      <w:proofErr w:type="spellStart"/>
       <w:r>
         <w:rPr>
           <w:rFonts w:ascii="Times New Roman" w:hAnsi="Times New Roman" w:cs="Times New Roman"/>
@@ -16455,7 +15819,6 @@
         </w:rPr>
         <w:t>админке</w:t>
       </w:r>
-      <w:proofErr w:type="spellEnd"/>
       <w:r>
         <w:rPr>
           <w:rFonts w:ascii="Times New Roman" w:hAnsi="Times New Roman" w:cs="Times New Roman"/>
@@ -16921,27 +16284,7 @@
           <w:szCs w:val="28"/>
           <w:lang w:val="en-US"/>
         </w:rPr>
-        <w:t xml:space="preserve"> </w:t>
-      </w:r>
-      <w:proofErr w:type="spellStart"/>
-      <w:r>
-        <w:rPr>
-          <w:rFonts w:ascii="Times New Roman" w:hAnsi="Times New Roman" w:cs="Times New Roman"/>
-          <w:sz w:val="28"/>
-          <w:szCs w:val="28"/>
-          <w:lang w:val="en-US"/>
-        </w:rPr>
-        <w:t>NewsAdmin</w:t>
-      </w:r>
-      <w:proofErr w:type="spellEnd"/>
-      <w:r>
-        <w:rPr>
-          <w:rFonts w:ascii="Times New Roman" w:hAnsi="Times New Roman" w:cs="Times New Roman"/>
-          <w:sz w:val="28"/>
-          <w:szCs w:val="28"/>
-          <w:lang w:val="en-US"/>
-        </w:rPr>
-        <w:t>:</w:t>
+        <w:t xml:space="preserve"> NewsAdmin:</w:t>
       </w:r>
     </w:p>
     <w:p>
@@ -16996,45 +16339,14 @@
         </w:rPr>
         <w:t xml:space="preserve"> </w:t>
       </w:r>
-      <w:proofErr w:type="spellStart"/>
-      <w:r>
-        <w:rPr>
-          <w:rFonts w:ascii="Times New Roman" w:hAnsi="Times New Roman" w:cs="Times New Roman"/>
-          <w:sz w:val="28"/>
-          <w:szCs w:val="28"/>
-          <w:lang w:val="en-US"/>
-        </w:rPr>
-        <w:t>NewsAdmin</w:t>
-      </w:r>
-      <w:proofErr w:type="spellEnd"/>
-      <w:r>
-        <w:rPr>
-          <w:rFonts w:ascii="Times New Roman" w:hAnsi="Times New Roman" w:cs="Times New Roman"/>
-          <w:sz w:val="28"/>
-          <w:szCs w:val="28"/>
-          <w:lang w:val="en-US"/>
-        </w:rPr>
-        <w:t>(</w:t>
-      </w:r>
-      <w:proofErr w:type="spellStart"/>
-      <w:r>
-        <w:rPr>
-          <w:rFonts w:ascii="Times New Roman" w:hAnsi="Times New Roman" w:cs="Times New Roman"/>
-          <w:sz w:val="28"/>
-          <w:szCs w:val="28"/>
-          <w:lang w:val="en-US"/>
-        </w:rPr>
-        <w:t>admin.ModelAdmin</w:t>
-      </w:r>
-      <w:proofErr w:type="spellEnd"/>
-      <w:r>
-        <w:rPr>
-          <w:rFonts w:ascii="Times New Roman" w:hAnsi="Times New Roman" w:cs="Times New Roman"/>
-          <w:sz w:val="28"/>
-          <w:szCs w:val="28"/>
-          <w:lang w:val="en-US"/>
-        </w:rPr>
-        <w:t>):</w:t>
+      <w:r>
+        <w:rPr>
+          <w:rFonts w:ascii="Times New Roman" w:hAnsi="Times New Roman" w:cs="Times New Roman"/>
+          <w:sz w:val="28"/>
+          <w:szCs w:val="28"/>
+          <w:lang w:val="en-US"/>
+        </w:rPr>
+        <w:t>NewsAdmin(admin.ModelAdmin):</w:t>
       </w:r>
     </w:p>
     <w:p>
@@ -17049,7 +16361,6 @@
           <w:lang w:val="en-US"/>
         </w:rPr>
       </w:pPr>
-      <w:proofErr w:type="spellStart"/>
       <w:r>
         <w:rPr>
           <w:rFonts w:ascii="Times New Roman" w:hAnsi="Times New Roman" w:cs="Times New Roman"/>
@@ -17059,7 +16370,6 @@
         </w:rPr>
         <w:t>list_display</w:t>
       </w:r>
-      <w:proofErr w:type="spellEnd"/>
       <w:r>
         <w:rPr>
           <w:rFonts w:ascii="Times New Roman" w:hAnsi="Times New Roman" w:cs="Times New Roman"/>
@@ -17130,103 +16440,43 @@
           <w:szCs w:val="28"/>
           <w:lang w:val="en-US"/>
         </w:rPr>
-        <w:t>'</w:t>
-      </w:r>
-      <w:proofErr w:type="spellStart"/>
-      <w:r>
-        <w:rPr>
-          <w:rFonts w:ascii="Times New Roman" w:hAnsi="Times New Roman" w:cs="Times New Roman"/>
-          <w:sz w:val="28"/>
-          <w:szCs w:val="28"/>
-          <w:lang w:val="en-US"/>
-        </w:rPr>
-        <w:t>created_at</w:t>
-      </w:r>
-      <w:proofErr w:type="spellEnd"/>
-      <w:r>
-        <w:rPr>
-          <w:rFonts w:ascii="Times New Roman" w:hAnsi="Times New Roman" w:cs="Times New Roman"/>
-          <w:sz w:val="28"/>
-          <w:szCs w:val="28"/>
-          <w:lang w:val="en-US"/>
-        </w:rPr>
-        <w:t>',</w:t>
-      </w:r>
-      <w:r>
-        <w:rPr>
-          <w:rFonts w:ascii="Times New Roman" w:hAnsi="Times New Roman" w:cs="Times New Roman"/>
-          <w:sz w:val="28"/>
-          <w:szCs w:val="28"/>
-          <w:lang w:val="en-US"/>
-        </w:rPr>
-        <w:t xml:space="preserve"> </w:t>
-      </w:r>
-      <w:r>
-        <w:rPr>
-          <w:rFonts w:ascii="Times New Roman" w:hAnsi="Times New Roman" w:cs="Times New Roman"/>
-          <w:sz w:val="28"/>
-          <w:szCs w:val="28"/>
-          <w:lang w:val="en-US"/>
-        </w:rPr>
-        <w:t>'</w:t>
-      </w:r>
-      <w:proofErr w:type="spellStart"/>
-      <w:r>
-        <w:rPr>
-          <w:rFonts w:ascii="Times New Roman" w:hAnsi="Times New Roman" w:cs="Times New Roman"/>
-          <w:sz w:val="28"/>
-          <w:szCs w:val="28"/>
-          <w:lang w:val="en-US"/>
-        </w:rPr>
-        <w:t>updated_at</w:t>
-      </w:r>
-      <w:proofErr w:type="spellEnd"/>
-      <w:r>
-        <w:rPr>
-          <w:rFonts w:ascii="Times New Roman" w:hAnsi="Times New Roman" w:cs="Times New Roman"/>
-          <w:sz w:val="28"/>
-          <w:szCs w:val="28"/>
-          <w:lang w:val="en-US"/>
-        </w:rPr>
-        <w:t>',</w:t>
-      </w:r>
-      <w:r>
-        <w:rPr>
-          <w:rFonts w:ascii="Times New Roman" w:hAnsi="Times New Roman" w:cs="Times New Roman"/>
-          <w:sz w:val="28"/>
-          <w:szCs w:val="28"/>
-          <w:lang w:val="en-US"/>
-        </w:rPr>
-        <w:t xml:space="preserve"> </w:t>
-      </w:r>
-      <w:r>
-        <w:rPr>
-          <w:rFonts w:ascii="Times New Roman" w:hAnsi="Times New Roman" w:cs="Times New Roman"/>
-          <w:sz w:val="28"/>
-          <w:szCs w:val="28"/>
-          <w:lang w:val="en-US"/>
-        </w:rPr>
-        <w:t>'</w:t>
-      </w:r>
-      <w:proofErr w:type="spellStart"/>
-      <w:r>
-        <w:rPr>
-          <w:rFonts w:ascii="Times New Roman" w:hAnsi="Times New Roman" w:cs="Times New Roman"/>
-          <w:sz w:val="28"/>
-          <w:szCs w:val="28"/>
-          <w:lang w:val="en-US"/>
-        </w:rPr>
-        <w:t>is_published</w:t>
-      </w:r>
-      <w:proofErr w:type="spellEnd"/>
-      <w:r>
-        <w:rPr>
-          <w:rFonts w:ascii="Times New Roman" w:hAnsi="Times New Roman" w:cs="Times New Roman"/>
-          <w:sz w:val="28"/>
-          <w:szCs w:val="28"/>
-          <w:lang w:val="en-US"/>
-        </w:rPr>
-        <w:t>')</w:t>
+        <w:t>'created_at',</w:t>
+      </w:r>
+      <w:r>
+        <w:rPr>
+          <w:rFonts w:ascii="Times New Roman" w:hAnsi="Times New Roman" w:cs="Times New Roman"/>
+          <w:sz w:val="28"/>
+          <w:szCs w:val="28"/>
+          <w:lang w:val="en-US"/>
+        </w:rPr>
+        <w:t xml:space="preserve"> </w:t>
+      </w:r>
+      <w:r>
+        <w:rPr>
+          <w:rFonts w:ascii="Times New Roman" w:hAnsi="Times New Roman" w:cs="Times New Roman"/>
+          <w:sz w:val="28"/>
+          <w:szCs w:val="28"/>
+          <w:lang w:val="en-US"/>
+        </w:rPr>
+        <w:t>'updated_at',</w:t>
+      </w:r>
+      <w:r>
+        <w:rPr>
+          <w:rFonts w:ascii="Times New Roman" w:hAnsi="Times New Roman" w:cs="Times New Roman"/>
+          <w:sz w:val="28"/>
+          <w:szCs w:val="28"/>
+          <w:lang w:val="en-US"/>
+        </w:rPr>
+        <w:t xml:space="preserve"> </w:t>
+      </w:r>
+      <w:r>
+        <w:rPr>
+          <w:rFonts w:ascii="Times New Roman" w:hAnsi="Times New Roman" w:cs="Times New Roman"/>
+          <w:sz w:val="28"/>
+          <w:szCs w:val="28"/>
+          <w:lang w:val="en-US"/>
+        </w:rPr>
+        <w:t>'is_published')</w:t>
       </w:r>
     </w:p>
     <w:p>
@@ -17254,54 +16504,32 @@
           <w:lang w:val="en-US"/>
         </w:rPr>
       </w:pPr>
-      <w:proofErr w:type="spellStart"/>
-      <w:r>
-        <w:rPr>
-          <w:rFonts w:ascii="Times New Roman" w:hAnsi="Times New Roman" w:cs="Times New Roman"/>
-          <w:sz w:val="28"/>
-          <w:szCs w:val="28"/>
-          <w:lang w:val="en-US"/>
-        </w:rPr>
-        <w:t>admin.site.register</w:t>
-      </w:r>
-      <w:proofErr w:type="spellEnd"/>
-      <w:r>
-        <w:rPr>
-          <w:rFonts w:ascii="Times New Roman" w:hAnsi="Times New Roman" w:cs="Times New Roman"/>
-          <w:sz w:val="28"/>
-          <w:szCs w:val="28"/>
-          <w:lang w:val="en-US"/>
-        </w:rPr>
-        <w:t>(News,</w:t>
-      </w:r>
-      <w:r>
-        <w:rPr>
-          <w:rFonts w:ascii="Times New Roman" w:hAnsi="Times New Roman" w:cs="Times New Roman"/>
-          <w:sz w:val="28"/>
-          <w:szCs w:val="28"/>
-          <w:lang w:val="en-US"/>
-        </w:rPr>
-        <w:t xml:space="preserve"> </w:t>
-      </w:r>
-      <w:proofErr w:type="spellStart"/>
-      <w:r>
-        <w:rPr>
-          <w:rFonts w:ascii="Times New Roman" w:hAnsi="Times New Roman" w:cs="Times New Roman"/>
-          <w:sz w:val="28"/>
-          <w:szCs w:val="28"/>
-          <w:lang w:val="en-US"/>
-        </w:rPr>
-        <w:t>NewsAdmin</w:t>
-      </w:r>
-      <w:proofErr w:type="spellEnd"/>
-      <w:r>
-        <w:rPr>
-          <w:rFonts w:ascii="Times New Roman" w:hAnsi="Times New Roman" w:cs="Times New Roman"/>
-          <w:sz w:val="28"/>
-          <w:szCs w:val="28"/>
-          <w:lang w:val="en-US"/>
-        </w:rPr>
-        <w:t>)</w:t>
+      <w:r>
+        <w:rPr>
+          <w:rFonts w:ascii="Times New Roman" w:hAnsi="Times New Roman" w:cs="Times New Roman"/>
+          <w:sz w:val="28"/>
+          <w:szCs w:val="28"/>
+          <w:lang w:val="en-US"/>
+        </w:rPr>
+        <w:t>admin.site.register(News,</w:t>
+      </w:r>
+      <w:r>
+        <w:rPr>
+          <w:rFonts w:ascii="Times New Roman" w:hAnsi="Times New Roman" w:cs="Times New Roman"/>
+          <w:sz w:val="28"/>
+          <w:szCs w:val="28"/>
+          <w:lang w:val="en-US"/>
+        </w:rPr>
+        <w:t xml:space="preserve"> </w:t>
+      </w:r>
+      <w:r>
+        <w:rPr>
+          <w:rFonts w:ascii="Times New Roman" w:hAnsi="Times New Roman" w:cs="Times New Roman"/>
+          <w:sz w:val="28"/>
+          <w:szCs w:val="28"/>
+          <w:lang w:val="en-US"/>
+        </w:rPr>
+        <w:t>NewsAdmin)</w:t>
       </w:r>
     </w:p>
     <w:p>
@@ -17384,7 +16612,6 @@
         </w:rPr>
         <w:t xml:space="preserve"> </w:t>
       </w:r>
-      <w:proofErr w:type="spellStart"/>
       <w:r>
         <w:rPr>
           <w:rFonts w:ascii="Times New Roman" w:hAnsi="Times New Roman" w:cs="Times New Roman"/>
@@ -17393,7 +16620,6 @@
         </w:rPr>
         <w:t>админке</w:t>
       </w:r>
-      <w:proofErr w:type="spellEnd"/>
       <w:r>
         <w:rPr>
           <w:rFonts w:ascii="Times New Roman" w:hAnsi="Times New Roman" w:cs="Times New Roman"/>
@@ -17741,7 +16967,6 @@
           <w:szCs w:val="28"/>
         </w:rPr>
       </w:pPr>
-      <w:proofErr w:type="spellStart"/>
       <w:r>
         <w:rPr>
           <w:rFonts w:ascii="Times New Roman" w:hAnsi="Times New Roman" w:cs="Times New Roman"/>
@@ -17752,7 +16977,6 @@
         </w:rPr>
         <w:t>verbose_name</w:t>
       </w:r>
-      <w:proofErr w:type="spellEnd"/>
       <w:r>
         <w:rPr>
           <w:rFonts w:ascii="Times New Roman" w:hAnsi="Times New Roman" w:cs="Times New Roman"/>
@@ -17863,7 +17087,6 @@
         </w:rPr>
         <w:t xml:space="preserve"> </w:t>
       </w:r>
-      <w:proofErr w:type="spellStart"/>
       <w:r>
         <w:rPr>
           <w:rFonts w:ascii="Times New Roman" w:hAnsi="Times New Roman" w:cs="Times New Roman"/>
@@ -17872,7 +17095,6 @@
         </w:rPr>
         <w:t>verbose_name</w:t>
       </w:r>
-      <w:proofErr w:type="spellEnd"/>
       <w:r>
         <w:rPr>
           <w:rFonts w:ascii="Times New Roman" w:hAnsi="Times New Roman" w:cs="Times New Roman"/>
@@ -17992,74 +17214,32 @@
         </w:rPr>
         <w:t xml:space="preserve"> </w:t>
       </w:r>
-      <w:proofErr w:type="spellStart"/>
-      <w:r>
-        <w:rPr>
-          <w:rFonts w:ascii="Times New Roman" w:hAnsi="Times New Roman" w:cs="Times New Roman"/>
-          <w:sz w:val="28"/>
-          <w:szCs w:val="28"/>
-          <w:lang w:val="en-US"/>
-        </w:rPr>
-        <w:t>models.CharField</w:t>
-      </w:r>
-      <w:proofErr w:type="spellEnd"/>
-      <w:r>
-        <w:rPr>
-          <w:rFonts w:ascii="Times New Roman" w:hAnsi="Times New Roman" w:cs="Times New Roman"/>
-          <w:sz w:val="28"/>
-          <w:szCs w:val="28"/>
-          <w:lang w:val="en-US"/>
-        </w:rPr>
-        <w:t>(</w:t>
-      </w:r>
-      <w:proofErr w:type="spellStart"/>
-      <w:r>
-        <w:rPr>
-          <w:rFonts w:ascii="Times New Roman" w:hAnsi="Times New Roman" w:cs="Times New Roman"/>
-          <w:sz w:val="28"/>
-          <w:szCs w:val="28"/>
-          <w:lang w:val="en-US"/>
-        </w:rPr>
-        <w:t>max_length</w:t>
-      </w:r>
-      <w:proofErr w:type="spellEnd"/>
-      <w:r>
-        <w:rPr>
-          <w:rFonts w:ascii="Times New Roman" w:hAnsi="Times New Roman" w:cs="Times New Roman"/>
-          <w:sz w:val="28"/>
-          <w:szCs w:val="28"/>
-          <w:lang w:val="en-US"/>
-        </w:rPr>
-        <w:t>=150,</w:t>
-      </w:r>
-      <w:r>
-        <w:rPr>
-          <w:rFonts w:ascii="Times New Roman" w:hAnsi="Times New Roman" w:cs="Times New Roman"/>
-          <w:sz w:val="28"/>
-          <w:szCs w:val="28"/>
-          <w:lang w:val="en-US"/>
-        </w:rPr>
-        <w:t xml:space="preserve"> </w:t>
-      </w:r>
-      <w:proofErr w:type="spellStart"/>
-      <w:r>
-        <w:rPr>
-          <w:rFonts w:ascii="Times New Roman" w:hAnsi="Times New Roman" w:cs="Times New Roman"/>
-          <w:sz w:val="28"/>
-          <w:szCs w:val="28"/>
-          <w:lang w:val="en-US"/>
-        </w:rPr>
-        <w:t>verbose_name</w:t>
-      </w:r>
-      <w:proofErr w:type="spellEnd"/>
-      <w:r>
-        <w:rPr>
-          <w:rFonts w:ascii="Times New Roman" w:hAnsi="Times New Roman" w:cs="Times New Roman"/>
-          <w:sz w:val="28"/>
-          <w:szCs w:val="28"/>
-          <w:lang w:val="en-US"/>
-        </w:rPr>
-        <w:t>='</w:t>
+      <w:r>
+        <w:rPr>
+          <w:rFonts w:ascii="Times New Roman" w:hAnsi="Times New Roman" w:cs="Times New Roman"/>
+          <w:sz w:val="28"/>
+          <w:szCs w:val="28"/>
+          <w:lang w:val="en-US"/>
+        </w:rPr>
+        <w:t>models.CharField(max_length=150,</w:t>
+      </w:r>
+      <w:r>
+        <w:rPr>
+          <w:rFonts w:ascii="Times New Roman" w:hAnsi="Times New Roman" w:cs="Times New Roman"/>
+          <w:sz w:val="28"/>
+          <w:szCs w:val="28"/>
+          <w:lang w:val="en-US"/>
+        </w:rPr>
+        <w:t xml:space="preserve"> </w:t>
+      </w:r>
+      <w:r>
+        <w:rPr>
+          <w:rFonts w:ascii="Times New Roman" w:hAnsi="Times New Roman" w:cs="Times New Roman"/>
+          <w:sz w:val="28"/>
+          <w:szCs w:val="28"/>
+          <w:lang w:val="en-US"/>
+        </w:rPr>
+        <w:t>verbose_name='</w:t>
       </w:r>
       <w:r>
         <w:rPr>
@@ -18127,54 +17307,32 @@
         </w:rPr>
         <w:t xml:space="preserve"> </w:t>
       </w:r>
-      <w:proofErr w:type="spellStart"/>
-      <w:r>
-        <w:rPr>
-          <w:rFonts w:ascii="Times New Roman" w:hAnsi="Times New Roman" w:cs="Times New Roman"/>
-          <w:sz w:val="28"/>
-          <w:szCs w:val="28"/>
-          <w:lang w:val="en-US"/>
-        </w:rPr>
-        <w:t>models.TextField</w:t>
-      </w:r>
-      <w:proofErr w:type="spellEnd"/>
-      <w:r>
-        <w:rPr>
-          <w:rFonts w:ascii="Times New Roman" w:hAnsi="Times New Roman" w:cs="Times New Roman"/>
-          <w:sz w:val="28"/>
-          <w:szCs w:val="28"/>
-          <w:lang w:val="en-US"/>
-        </w:rPr>
-        <w:t>(blank=True,</w:t>
-      </w:r>
-      <w:r>
-        <w:rPr>
-          <w:rFonts w:ascii="Times New Roman" w:hAnsi="Times New Roman" w:cs="Times New Roman"/>
-          <w:sz w:val="28"/>
-          <w:szCs w:val="28"/>
-          <w:lang w:val="en-US"/>
-        </w:rPr>
-        <w:t xml:space="preserve"> </w:t>
-      </w:r>
-      <w:proofErr w:type="spellStart"/>
-      <w:r>
-        <w:rPr>
-          <w:rFonts w:ascii="Times New Roman" w:hAnsi="Times New Roman" w:cs="Times New Roman"/>
-          <w:sz w:val="28"/>
-          <w:szCs w:val="28"/>
-          <w:lang w:val="en-US"/>
-        </w:rPr>
-        <w:t>verbose_name</w:t>
-      </w:r>
-      <w:proofErr w:type="spellEnd"/>
-      <w:r>
-        <w:rPr>
-          <w:rFonts w:ascii="Times New Roman" w:hAnsi="Times New Roman" w:cs="Times New Roman"/>
-          <w:sz w:val="28"/>
-          <w:szCs w:val="28"/>
-          <w:lang w:val="en-US"/>
-        </w:rPr>
-        <w:t>='</w:t>
+      <w:r>
+        <w:rPr>
+          <w:rFonts w:ascii="Times New Roman" w:hAnsi="Times New Roman" w:cs="Times New Roman"/>
+          <w:sz w:val="28"/>
+          <w:szCs w:val="28"/>
+          <w:lang w:val="en-US"/>
+        </w:rPr>
+        <w:t>models.TextField(blank=True,</w:t>
+      </w:r>
+      <w:r>
+        <w:rPr>
+          <w:rFonts w:ascii="Times New Roman" w:hAnsi="Times New Roman" w:cs="Times New Roman"/>
+          <w:sz w:val="28"/>
+          <w:szCs w:val="28"/>
+          <w:lang w:val="en-US"/>
+        </w:rPr>
+        <w:t xml:space="preserve"> </w:t>
+      </w:r>
+      <w:r>
+        <w:rPr>
+          <w:rFonts w:ascii="Times New Roman" w:hAnsi="Times New Roman" w:cs="Times New Roman"/>
+          <w:sz w:val="28"/>
+          <w:szCs w:val="28"/>
+          <w:lang w:val="en-US"/>
+        </w:rPr>
+        <w:t>verbose_name='</w:t>
       </w:r>
       <w:r>
         <w:rPr>
@@ -18206,7 +17364,6 @@
           <w:lang w:val="en-US"/>
         </w:rPr>
       </w:pPr>
-      <w:proofErr w:type="spellStart"/>
       <w:r>
         <w:rPr>
           <w:rFonts w:ascii="Times New Roman" w:hAnsi="Times New Roman" w:cs="Times New Roman"/>
@@ -18216,7 +17373,6 @@
         </w:rPr>
         <w:t>created_at</w:t>
       </w:r>
-      <w:proofErr w:type="spellEnd"/>
       <w:r>
         <w:rPr>
           <w:rFonts w:ascii="Times New Roman" w:hAnsi="Times New Roman" w:cs="Times New Roman"/>
@@ -18244,74 +17400,32 @@
         </w:rPr>
         <w:t xml:space="preserve"> </w:t>
       </w:r>
-      <w:proofErr w:type="spellStart"/>
-      <w:r>
-        <w:rPr>
-          <w:rFonts w:ascii="Times New Roman" w:hAnsi="Times New Roman" w:cs="Times New Roman"/>
-          <w:sz w:val="28"/>
-          <w:szCs w:val="28"/>
-          <w:lang w:val="en-US"/>
-        </w:rPr>
-        <w:t>models.DateTimeField</w:t>
-      </w:r>
-      <w:proofErr w:type="spellEnd"/>
-      <w:r>
-        <w:rPr>
-          <w:rFonts w:ascii="Times New Roman" w:hAnsi="Times New Roman" w:cs="Times New Roman"/>
-          <w:sz w:val="28"/>
-          <w:szCs w:val="28"/>
-          <w:lang w:val="en-US"/>
-        </w:rPr>
-        <w:t>(</w:t>
-      </w:r>
-      <w:proofErr w:type="spellStart"/>
-      <w:r>
-        <w:rPr>
-          <w:rFonts w:ascii="Times New Roman" w:hAnsi="Times New Roman" w:cs="Times New Roman"/>
-          <w:sz w:val="28"/>
-          <w:szCs w:val="28"/>
-          <w:lang w:val="en-US"/>
-        </w:rPr>
-        <w:t>auto_now_add</w:t>
-      </w:r>
-      <w:proofErr w:type="spellEnd"/>
-      <w:r>
-        <w:rPr>
-          <w:rFonts w:ascii="Times New Roman" w:hAnsi="Times New Roman" w:cs="Times New Roman"/>
-          <w:sz w:val="28"/>
-          <w:szCs w:val="28"/>
-          <w:lang w:val="en-US"/>
-        </w:rPr>
-        <w:t>=True,</w:t>
-      </w:r>
-      <w:r>
-        <w:rPr>
-          <w:rFonts w:ascii="Times New Roman" w:hAnsi="Times New Roman" w:cs="Times New Roman"/>
-          <w:sz w:val="28"/>
-          <w:szCs w:val="28"/>
-          <w:lang w:val="en-US"/>
-        </w:rPr>
-        <w:t xml:space="preserve"> </w:t>
-      </w:r>
-      <w:proofErr w:type="spellStart"/>
-      <w:r>
-        <w:rPr>
-          <w:rFonts w:ascii="Times New Roman" w:hAnsi="Times New Roman" w:cs="Times New Roman"/>
-          <w:sz w:val="28"/>
-          <w:szCs w:val="28"/>
-          <w:lang w:val="en-US"/>
-        </w:rPr>
-        <w:t>verbose_name</w:t>
-      </w:r>
-      <w:proofErr w:type="spellEnd"/>
-      <w:r>
-        <w:rPr>
-          <w:rFonts w:ascii="Times New Roman" w:hAnsi="Times New Roman" w:cs="Times New Roman"/>
-          <w:sz w:val="28"/>
-          <w:szCs w:val="28"/>
-          <w:lang w:val="en-US"/>
-        </w:rPr>
-        <w:t>='</w:t>
+      <w:r>
+        <w:rPr>
+          <w:rFonts w:ascii="Times New Roman" w:hAnsi="Times New Roman" w:cs="Times New Roman"/>
+          <w:sz w:val="28"/>
+          <w:szCs w:val="28"/>
+          <w:lang w:val="en-US"/>
+        </w:rPr>
+        <w:t>models.DateTimeField(auto_now_add=True,</w:t>
+      </w:r>
+      <w:r>
+        <w:rPr>
+          <w:rFonts w:ascii="Times New Roman" w:hAnsi="Times New Roman" w:cs="Times New Roman"/>
+          <w:sz w:val="28"/>
+          <w:szCs w:val="28"/>
+          <w:lang w:val="en-US"/>
+        </w:rPr>
+        <w:t xml:space="preserve"> </w:t>
+      </w:r>
+      <w:r>
+        <w:rPr>
+          <w:rFonts w:ascii="Times New Roman" w:hAnsi="Times New Roman" w:cs="Times New Roman"/>
+          <w:sz w:val="28"/>
+          <w:szCs w:val="28"/>
+          <w:lang w:val="en-US"/>
+        </w:rPr>
+        <w:t>verbose_name='</w:t>
       </w:r>
       <w:r>
         <w:rPr>
@@ -18360,7 +17474,6 @@
           <w:lang w:val="en-US"/>
         </w:rPr>
       </w:pPr>
-      <w:proofErr w:type="spellStart"/>
       <w:r>
         <w:rPr>
           <w:rFonts w:ascii="Times New Roman" w:hAnsi="Times New Roman" w:cs="Times New Roman"/>
@@ -18370,7 +17483,6 @@
         </w:rPr>
         <w:t>updated_at</w:t>
       </w:r>
-      <w:proofErr w:type="spellEnd"/>
       <w:r>
         <w:rPr>
           <w:rFonts w:ascii="Times New Roman" w:hAnsi="Times New Roman" w:cs="Times New Roman"/>
@@ -18398,74 +17510,32 @@
         </w:rPr>
         <w:t xml:space="preserve"> </w:t>
       </w:r>
-      <w:proofErr w:type="spellStart"/>
-      <w:r>
-        <w:rPr>
-          <w:rFonts w:ascii="Times New Roman" w:hAnsi="Times New Roman" w:cs="Times New Roman"/>
-          <w:sz w:val="28"/>
-          <w:szCs w:val="28"/>
-          <w:lang w:val="en-US"/>
-        </w:rPr>
-        <w:t>models.DateTimeField</w:t>
-      </w:r>
-      <w:proofErr w:type="spellEnd"/>
-      <w:r>
-        <w:rPr>
-          <w:rFonts w:ascii="Times New Roman" w:hAnsi="Times New Roman" w:cs="Times New Roman"/>
-          <w:sz w:val="28"/>
-          <w:szCs w:val="28"/>
-          <w:lang w:val="en-US"/>
-        </w:rPr>
-        <w:t>(</w:t>
-      </w:r>
-      <w:proofErr w:type="spellStart"/>
-      <w:r>
-        <w:rPr>
-          <w:rFonts w:ascii="Times New Roman" w:hAnsi="Times New Roman" w:cs="Times New Roman"/>
-          <w:sz w:val="28"/>
-          <w:szCs w:val="28"/>
-          <w:lang w:val="en-US"/>
-        </w:rPr>
-        <w:t>auto_now</w:t>
-      </w:r>
-      <w:proofErr w:type="spellEnd"/>
-      <w:r>
-        <w:rPr>
-          <w:rFonts w:ascii="Times New Roman" w:hAnsi="Times New Roman" w:cs="Times New Roman"/>
-          <w:sz w:val="28"/>
-          <w:szCs w:val="28"/>
-          <w:lang w:val="en-US"/>
-        </w:rPr>
-        <w:t>=True,</w:t>
-      </w:r>
-      <w:r>
-        <w:rPr>
-          <w:rFonts w:ascii="Times New Roman" w:hAnsi="Times New Roman" w:cs="Times New Roman"/>
-          <w:sz w:val="28"/>
-          <w:szCs w:val="28"/>
-          <w:lang w:val="en-US"/>
-        </w:rPr>
-        <w:t xml:space="preserve"> </w:t>
-      </w:r>
-      <w:proofErr w:type="spellStart"/>
-      <w:r>
-        <w:rPr>
-          <w:rFonts w:ascii="Times New Roman" w:hAnsi="Times New Roman" w:cs="Times New Roman"/>
-          <w:sz w:val="28"/>
-          <w:szCs w:val="28"/>
-          <w:lang w:val="en-US"/>
-        </w:rPr>
-        <w:t>verbose_name</w:t>
-      </w:r>
-      <w:proofErr w:type="spellEnd"/>
-      <w:r>
-        <w:rPr>
-          <w:rFonts w:ascii="Times New Roman" w:hAnsi="Times New Roman" w:cs="Times New Roman"/>
-          <w:sz w:val="28"/>
-          <w:szCs w:val="28"/>
-          <w:lang w:val="en-US"/>
-        </w:rPr>
-        <w:t>='</w:t>
+      <w:r>
+        <w:rPr>
+          <w:rFonts w:ascii="Times New Roman" w:hAnsi="Times New Roman" w:cs="Times New Roman"/>
+          <w:sz w:val="28"/>
+          <w:szCs w:val="28"/>
+          <w:lang w:val="en-US"/>
+        </w:rPr>
+        <w:t>models.DateTimeField(auto_now=True,</w:t>
+      </w:r>
+      <w:r>
+        <w:rPr>
+          <w:rFonts w:ascii="Times New Roman" w:hAnsi="Times New Roman" w:cs="Times New Roman"/>
+          <w:sz w:val="28"/>
+          <w:szCs w:val="28"/>
+          <w:lang w:val="en-US"/>
+        </w:rPr>
+        <w:t xml:space="preserve"> </w:t>
+      </w:r>
+      <w:r>
+        <w:rPr>
+          <w:rFonts w:ascii="Times New Roman" w:hAnsi="Times New Roman" w:cs="Times New Roman"/>
+          <w:sz w:val="28"/>
+          <w:szCs w:val="28"/>
+          <w:lang w:val="en-US"/>
+        </w:rPr>
+        <w:t>verbose_name='</w:t>
       </w:r>
       <w:r>
         <w:rPr>
@@ -18533,74 +17603,32 @@
         </w:rPr>
         <w:t xml:space="preserve"> </w:t>
       </w:r>
-      <w:proofErr w:type="spellStart"/>
-      <w:r>
-        <w:rPr>
-          <w:rFonts w:ascii="Times New Roman" w:hAnsi="Times New Roman" w:cs="Times New Roman"/>
-          <w:sz w:val="28"/>
-          <w:szCs w:val="28"/>
-          <w:lang w:val="en-US"/>
-        </w:rPr>
-        <w:t>models.ImageField</w:t>
-      </w:r>
-      <w:proofErr w:type="spellEnd"/>
-      <w:r>
-        <w:rPr>
-          <w:rFonts w:ascii="Times New Roman" w:hAnsi="Times New Roman" w:cs="Times New Roman"/>
-          <w:sz w:val="28"/>
-          <w:szCs w:val="28"/>
-          <w:lang w:val="en-US"/>
-        </w:rPr>
-        <w:t>(</w:t>
-      </w:r>
-      <w:proofErr w:type="spellStart"/>
-      <w:r>
-        <w:rPr>
-          <w:rFonts w:ascii="Times New Roman" w:hAnsi="Times New Roman" w:cs="Times New Roman"/>
-          <w:sz w:val="28"/>
-          <w:szCs w:val="28"/>
-          <w:lang w:val="en-US"/>
-        </w:rPr>
-        <w:t>upload_to</w:t>
-      </w:r>
-      <w:proofErr w:type="spellEnd"/>
-      <w:r>
-        <w:rPr>
-          <w:rFonts w:ascii="Times New Roman" w:hAnsi="Times New Roman" w:cs="Times New Roman"/>
-          <w:sz w:val="28"/>
-          <w:szCs w:val="28"/>
-          <w:lang w:val="en-US"/>
-        </w:rPr>
-        <w:t>='photos/%Y/%m/%d',</w:t>
-      </w:r>
-      <w:r>
-        <w:rPr>
-          <w:rFonts w:ascii="Times New Roman" w:hAnsi="Times New Roman" w:cs="Times New Roman"/>
-          <w:sz w:val="28"/>
-          <w:szCs w:val="28"/>
-          <w:lang w:val="en-US"/>
-        </w:rPr>
-        <w:t xml:space="preserve"> </w:t>
-      </w:r>
-      <w:proofErr w:type="spellStart"/>
-      <w:r>
-        <w:rPr>
-          <w:rFonts w:ascii="Times New Roman" w:hAnsi="Times New Roman" w:cs="Times New Roman"/>
-          <w:sz w:val="28"/>
-          <w:szCs w:val="28"/>
-          <w:lang w:val="en-US"/>
-        </w:rPr>
-        <w:t>verbose_name</w:t>
-      </w:r>
-      <w:proofErr w:type="spellEnd"/>
-      <w:r>
-        <w:rPr>
-          <w:rFonts w:ascii="Times New Roman" w:hAnsi="Times New Roman" w:cs="Times New Roman"/>
-          <w:sz w:val="28"/>
-          <w:szCs w:val="28"/>
-          <w:lang w:val="en-US"/>
-        </w:rPr>
-        <w:t>='</w:t>
+      <w:r>
+        <w:rPr>
+          <w:rFonts w:ascii="Times New Roman" w:hAnsi="Times New Roman" w:cs="Times New Roman"/>
+          <w:sz w:val="28"/>
+          <w:szCs w:val="28"/>
+          <w:lang w:val="en-US"/>
+        </w:rPr>
+        <w:t>models.ImageField(upload_to='photos/%Y/%m/%d',</w:t>
+      </w:r>
+      <w:r>
+        <w:rPr>
+          <w:rFonts w:ascii="Times New Roman" w:hAnsi="Times New Roman" w:cs="Times New Roman"/>
+          <w:sz w:val="28"/>
+          <w:szCs w:val="28"/>
+          <w:lang w:val="en-US"/>
+        </w:rPr>
+        <w:t xml:space="preserve"> </w:t>
+      </w:r>
+      <w:r>
+        <w:rPr>
+          <w:rFonts w:ascii="Times New Roman" w:hAnsi="Times New Roman" w:cs="Times New Roman"/>
+          <w:sz w:val="28"/>
+          <w:szCs w:val="28"/>
+          <w:lang w:val="en-US"/>
+        </w:rPr>
+        <w:t>verbose_name='</w:t>
       </w:r>
       <w:r>
         <w:rPr>
@@ -18632,7 +17660,6 @@
           <w:lang w:val="en-US"/>
         </w:rPr>
       </w:pPr>
-      <w:proofErr w:type="spellStart"/>
       <w:r>
         <w:rPr>
           <w:rFonts w:ascii="Times New Roman" w:hAnsi="Times New Roman" w:cs="Times New Roman"/>
@@ -18643,7 +17670,6 @@
         <w:lastRenderedPageBreak/>
         <w:t>is_published</w:t>
       </w:r>
-      <w:proofErr w:type="spellEnd"/>
       <w:r>
         <w:rPr>
           <w:rFonts w:ascii="Times New Roman" w:hAnsi="Times New Roman" w:cs="Times New Roman"/>
@@ -18671,54 +17697,32 @@
         </w:rPr>
         <w:t xml:space="preserve"> </w:t>
       </w:r>
-      <w:proofErr w:type="spellStart"/>
-      <w:r>
-        <w:rPr>
-          <w:rFonts w:ascii="Times New Roman" w:hAnsi="Times New Roman" w:cs="Times New Roman"/>
-          <w:sz w:val="28"/>
-          <w:szCs w:val="28"/>
-          <w:lang w:val="en-US"/>
-        </w:rPr>
-        <w:t>models.BooleanField</w:t>
-      </w:r>
-      <w:proofErr w:type="spellEnd"/>
-      <w:r>
-        <w:rPr>
-          <w:rFonts w:ascii="Times New Roman" w:hAnsi="Times New Roman" w:cs="Times New Roman"/>
-          <w:sz w:val="28"/>
-          <w:szCs w:val="28"/>
-          <w:lang w:val="en-US"/>
-        </w:rPr>
-        <w:t>(default=True,</w:t>
-      </w:r>
-      <w:r>
-        <w:rPr>
-          <w:rFonts w:ascii="Times New Roman" w:hAnsi="Times New Roman" w:cs="Times New Roman"/>
-          <w:sz w:val="28"/>
-          <w:szCs w:val="28"/>
-          <w:lang w:val="en-US"/>
-        </w:rPr>
-        <w:t xml:space="preserve"> </w:t>
-      </w:r>
-      <w:proofErr w:type="spellStart"/>
-      <w:r>
-        <w:rPr>
-          <w:rFonts w:ascii="Times New Roman" w:hAnsi="Times New Roman" w:cs="Times New Roman"/>
-          <w:sz w:val="28"/>
-          <w:szCs w:val="28"/>
-          <w:lang w:val="en-US"/>
-        </w:rPr>
-        <w:t>verbose_name</w:t>
-      </w:r>
-      <w:proofErr w:type="spellEnd"/>
-      <w:r>
-        <w:rPr>
-          <w:rFonts w:ascii="Times New Roman" w:hAnsi="Times New Roman" w:cs="Times New Roman"/>
-          <w:sz w:val="28"/>
-          <w:szCs w:val="28"/>
-          <w:lang w:val="en-US"/>
-        </w:rPr>
-        <w:t>='</w:t>
+      <w:r>
+        <w:rPr>
+          <w:rFonts w:ascii="Times New Roman" w:hAnsi="Times New Roman" w:cs="Times New Roman"/>
+          <w:sz w:val="28"/>
+          <w:szCs w:val="28"/>
+          <w:lang w:val="en-US"/>
+        </w:rPr>
+        <w:t>models.BooleanField(default=True,</w:t>
+      </w:r>
+      <w:r>
+        <w:rPr>
+          <w:rFonts w:ascii="Times New Roman" w:hAnsi="Times New Roman" w:cs="Times New Roman"/>
+          <w:sz w:val="28"/>
+          <w:szCs w:val="28"/>
+          <w:lang w:val="en-US"/>
+        </w:rPr>
+        <w:t xml:space="preserve"> </w:t>
+      </w:r>
+      <w:r>
+        <w:rPr>
+          <w:rFonts w:ascii="Times New Roman" w:hAnsi="Times New Roman" w:cs="Times New Roman"/>
+          <w:sz w:val="28"/>
+          <w:szCs w:val="28"/>
+          <w:lang w:val="en-US"/>
+        </w:rPr>
+        <w:t>verbose_name='</w:t>
       </w:r>
       <w:r>
         <w:rPr>
@@ -18781,7 +17785,6 @@
         </w:rPr>
         <w:t xml:space="preserve"> </w:t>
       </w:r>
-      <w:proofErr w:type="spellStart"/>
       <w:r>
         <w:rPr>
           <w:rFonts w:ascii="Times New Roman" w:hAnsi="Times New Roman" w:cs="Times New Roman"/>
@@ -18790,7 +17793,6 @@
         </w:rPr>
         <w:t>админке</w:t>
       </w:r>
-      <w:proofErr w:type="spellEnd"/>
       <w:r>
         <w:rPr>
           <w:rFonts w:ascii="Times New Roman" w:hAnsi="Times New Roman" w:cs="Times New Roman"/>
@@ -19232,25 +18234,7 @@
           <w:sz w:val="28"/>
           <w:szCs w:val="28"/>
         </w:rPr>
-        <w:t xml:space="preserve">редактирования нам </w:t>
-      </w:r>
-      <w:proofErr w:type="spellStart"/>
-      <w:r>
-        <w:rPr>
-          <w:rFonts w:ascii="Times New Roman" w:hAnsi="Times New Roman" w:cs="Times New Roman"/>
-          <w:sz w:val="28"/>
-          <w:szCs w:val="28"/>
-        </w:rPr>
-        <w:t>доступенн</w:t>
-      </w:r>
-      <w:proofErr w:type="spellEnd"/>
-      <w:r>
-        <w:rPr>
-          <w:rFonts w:ascii="Times New Roman" w:hAnsi="Times New Roman" w:cs="Times New Roman"/>
-          <w:sz w:val="28"/>
-          <w:szCs w:val="28"/>
-        </w:rPr>
-        <w:t xml:space="preserve"> </w:t>
+        <w:t xml:space="preserve">редактирования нам доступенн </w:t>
       </w:r>
       <w:r>
         <w:rPr>
@@ -19287,7 +18271,6 @@
           <w:lang w:val="en-US"/>
         </w:rPr>
       </w:pPr>
-      <w:proofErr w:type="spellStart"/>
       <w:r>
         <w:rPr>
           <w:rFonts w:ascii="Times New Roman" w:hAnsi="Times New Roman" w:cs="Times New Roman"/>
@@ -19343,7 +18326,6 @@
         </w:rPr>
         <w:t>links</w:t>
       </w:r>
-      <w:proofErr w:type="spellEnd"/>
       <w:r>
         <w:rPr>
           <w:rFonts w:ascii="Times New Roman" w:hAnsi="Times New Roman" w:cs="Times New Roman"/>
@@ -19400,27 +18382,7 @@
           <w:szCs w:val="28"/>
           <w:lang w:val="en-US"/>
         </w:rPr>
-        <w:t xml:space="preserve"> </w:t>
-      </w:r>
-      <w:proofErr w:type="spellStart"/>
-      <w:r>
-        <w:rPr>
-          <w:rFonts w:ascii="Times New Roman" w:hAnsi="Times New Roman" w:cs="Times New Roman"/>
-          <w:sz w:val="28"/>
-          <w:szCs w:val="28"/>
-          <w:lang w:val="en-US"/>
-        </w:rPr>
-        <w:t>NewsAdmin</w:t>
-      </w:r>
-      <w:proofErr w:type="spellEnd"/>
-      <w:r>
-        <w:rPr>
-          <w:rFonts w:ascii="Times New Roman" w:hAnsi="Times New Roman" w:cs="Times New Roman"/>
-          <w:sz w:val="28"/>
-          <w:szCs w:val="28"/>
-          <w:lang w:val="en-US"/>
-        </w:rPr>
-        <w:t>:</w:t>
+        <w:t xml:space="preserve"> NewsAdmin:</w:t>
       </w:r>
     </w:p>
     <w:p>
@@ -19686,23 +18648,13 @@
         </w:rPr>
         <w:t xml:space="preserve"> </w:t>
       </w:r>
-      <w:proofErr w:type="spellStart"/>
-      <w:r>
-        <w:rPr>
-          <w:rFonts w:ascii="Times New Roman" w:hAnsi="Times New Roman" w:cs="Times New Roman"/>
-          <w:sz w:val="28"/>
-          <w:szCs w:val="28"/>
-        </w:rPr>
-        <w:t>Title</w:t>
-      </w:r>
-      <w:proofErr w:type="spellEnd"/>
-      <w:r>
-        <w:rPr>
-          <w:rFonts w:ascii="Times New Roman" w:hAnsi="Times New Roman" w:cs="Times New Roman"/>
-          <w:sz w:val="28"/>
-          <w:szCs w:val="28"/>
-        </w:rPr>
-        <w:t>.</w:t>
+      <w:r>
+        <w:rPr>
+          <w:rFonts w:ascii="Times New Roman" w:hAnsi="Times New Roman" w:cs="Times New Roman"/>
+          <w:sz w:val="28"/>
+          <w:szCs w:val="28"/>
+        </w:rPr>
+        <w:t>Title.</w:t>
       </w:r>
     </w:p>
     <w:p>
@@ -19731,29 +18683,16 @@
           <w:lang w:val="en-US"/>
         </w:rPr>
       </w:pPr>
-      <w:proofErr w:type="spellStart"/>
-      <w:r>
-        <w:rPr>
-          <w:rFonts w:ascii="Times New Roman" w:hAnsi="Times New Roman" w:cs="Times New Roman"/>
-          <w:b/>
-          <w:bCs/>
-          <w:sz w:val="28"/>
-          <w:szCs w:val="28"/>
-          <w:lang w:val="en-US"/>
-        </w:rPr>
-        <w:t>search_fields</w:t>
-      </w:r>
-      <w:proofErr w:type="spellEnd"/>
-      <w:r>
-        <w:rPr>
-          <w:rFonts w:ascii="Times New Roman" w:hAnsi="Times New Roman" w:cs="Times New Roman"/>
-          <w:b/>
-          <w:bCs/>
-          <w:sz w:val="28"/>
-          <w:szCs w:val="28"/>
-          <w:lang w:val="en-US"/>
-        </w:rPr>
-        <w:t xml:space="preserve"> </w:t>
+      <w:r>
+        <w:rPr>
+          <w:rFonts w:ascii="Times New Roman" w:hAnsi="Times New Roman" w:cs="Times New Roman"/>
+          <w:b/>
+          <w:bCs/>
+          <w:sz w:val="28"/>
+          <w:szCs w:val="28"/>
+          <w:lang w:val="en-US"/>
+        </w:rPr>
+        <w:t xml:space="preserve">search_fields </w:t>
       </w:r>
     </w:p>
     <w:p>
@@ -19800,27 +18739,7 @@
           <w:szCs w:val="28"/>
           <w:lang w:val="en-US"/>
         </w:rPr>
-        <w:t xml:space="preserve"> </w:t>
-      </w:r>
-      <w:proofErr w:type="spellStart"/>
-      <w:r>
-        <w:rPr>
-          <w:rFonts w:ascii="Times New Roman" w:hAnsi="Times New Roman" w:cs="Times New Roman"/>
-          <w:sz w:val="28"/>
-          <w:szCs w:val="28"/>
-          <w:lang w:val="en-US"/>
-        </w:rPr>
-        <w:t>NewsAdmin</w:t>
-      </w:r>
-      <w:proofErr w:type="spellEnd"/>
-      <w:r>
-        <w:rPr>
-          <w:rFonts w:ascii="Times New Roman" w:hAnsi="Times New Roman" w:cs="Times New Roman"/>
-          <w:sz w:val="28"/>
-          <w:szCs w:val="28"/>
-          <w:lang w:val="en-US"/>
-        </w:rPr>
-        <w:t>:</w:t>
+        <w:t xml:space="preserve"> NewsAdmin:</w:t>
       </w:r>
     </w:p>
     <w:p>
@@ -19857,7 +18776,6 @@
           <w:lang w:val="en-US"/>
         </w:rPr>
       </w:pPr>
-      <w:proofErr w:type="spellStart"/>
       <w:r>
         <w:rPr>
           <w:rFonts w:ascii="Times New Roman" w:hAnsi="Times New Roman" w:cs="Times New Roman"/>
@@ -19867,7 +18785,6 @@
         </w:rPr>
         <w:t>search_fields</w:t>
       </w:r>
-      <w:proofErr w:type="spellEnd"/>
       <w:r>
         <w:rPr>
           <w:rFonts w:ascii="Times New Roman" w:hAnsi="Times New Roman" w:cs="Times New Roman"/>
@@ -19950,7 +18867,6 @@
         </w:rPr>
         <w:t xml:space="preserve"> </w:t>
       </w:r>
-      <w:proofErr w:type="spellStart"/>
       <w:r>
         <w:rPr>
           <w:rFonts w:ascii="Times New Roman" w:hAnsi="Times New Roman" w:cs="Times New Roman"/>
@@ -19959,7 +18875,6 @@
         </w:rPr>
         <w:t>админке</w:t>
       </w:r>
-      <w:proofErr w:type="spellEnd"/>
       <w:r>
         <w:rPr>
           <w:rFonts w:ascii="Times New Roman" w:hAnsi="Times New Roman" w:cs="Times New Roman"/>
@@ -20413,7 +19328,6 @@
         </w:rPr>
         <w:t xml:space="preserve"> </w:t>
       </w:r>
-      <w:proofErr w:type="spellStart"/>
       <w:r>
         <w:rPr>
           <w:rFonts w:ascii="Times New Roman" w:hAnsi="Times New Roman" w:cs="Times New Roman"/>
@@ -20424,7 +19338,6 @@
         </w:rPr>
         <w:t>медиафайлами</w:t>
       </w:r>
-      <w:proofErr w:type="spellEnd"/>
       <w:r>
         <w:rPr>
           <w:rFonts w:ascii="Times New Roman" w:hAnsi="Times New Roman" w:cs="Times New Roman"/>
@@ -20592,7 +19505,6 @@
         </w:rPr>
         <w:t xml:space="preserve"> </w:t>
       </w:r>
-      <w:proofErr w:type="spellStart"/>
       <w:r>
         <w:rPr>
           <w:rFonts w:ascii="Times New Roman" w:hAnsi="Times New Roman" w:cs="Times New Roman"/>
@@ -20601,7 +19513,6 @@
         </w:rPr>
         <w:t>админке</w:t>
       </w:r>
-      <w:proofErr w:type="spellEnd"/>
       <w:r>
         <w:rPr>
           <w:rFonts w:ascii="Times New Roman" w:hAnsi="Times New Roman" w:cs="Times New Roman"/>
@@ -20902,7 +19813,6 @@
         </w:rPr>
         <w:t xml:space="preserve"> </w:t>
       </w:r>
-      <w:proofErr w:type="spellStart"/>
       <w:r>
         <w:rPr>
           <w:rFonts w:ascii="Times New Roman" w:hAnsi="Times New Roman" w:cs="Times New Roman"/>
@@ -20911,7 +19821,6 @@
         </w:rPr>
         <w:t>photo</w:t>
       </w:r>
-      <w:proofErr w:type="spellEnd"/>
       <w:r>
         <w:rPr>
           <w:rFonts w:ascii="Times New Roman" w:hAnsi="Times New Roman" w:cs="Times New Roman"/>
@@ -20952,41 +19861,13 @@
         </w:rPr>
         <w:t xml:space="preserve"> </w:t>
       </w:r>
-      <w:proofErr w:type="spellStart"/>
-      <w:r>
-        <w:rPr>
-          <w:rFonts w:ascii="Times New Roman" w:hAnsi="Times New Roman" w:cs="Times New Roman"/>
-          <w:sz w:val="28"/>
-          <w:szCs w:val="28"/>
-        </w:rPr>
-        <w:t>blank</w:t>
-      </w:r>
-      <w:proofErr w:type="spellEnd"/>
-      <w:r>
-        <w:rPr>
-          <w:rFonts w:ascii="Times New Roman" w:hAnsi="Times New Roman" w:cs="Times New Roman"/>
-          <w:sz w:val="28"/>
-          <w:szCs w:val="28"/>
-        </w:rPr>
-        <w:t>=</w:t>
-      </w:r>
-      <w:proofErr w:type="spellStart"/>
-      <w:r>
-        <w:rPr>
-          <w:rFonts w:ascii="Times New Roman" w:hAnsi="Times New Roman" w:cs="Times New Roman"/>
-          <w:sz w:val="28"/>
-          <w:szCs w:val="28"/>
-        </w:rPr>
-        <w:t>True</w:t>
-      </w:r>
-      <w:proofErr w:type="spellEnd"/>
-      <w:r>
-        <w:rPr>
-          <w:rFonts w:ascii="Times New Roman" w:hAnsi="Times New Roman" w:cs="Times New Roman"/>
-          <w:sz w:val="28"/>
-          <w:szCs w:val="28"/>
-        </w:rPr>
-        <w:t>),</w:t>
+      <w:r>
+        <w:rPr>
+          <w:rFonts w:ascii="Times New Roman" w:hAnsi="Times New Roman" w:cs="Times New Roman"/>
+          <w:sz w:val="28"/>
+          <w:szCs w:val="28"/>
+        </w:rPr>
+        <w:t>blank=True),</w:t>
       </w:r>
       <w:r>
         <w:rPr>
@@ -21773,7 +20654,6 @@
         </w:rPr>
         <w:t xml:space="preserve"> </w:t>
       </w:r>
-      <w:proofErr w:type="spellStart"/>
       <w:r>
         <w:rPr>
           <w:rFonts w:ascii="Times New Roman" w:hAnsi="Times New Roman" w:cs="Times New Roman"/>
@@ -21784,7 +20664,6 @@
         </w:rPr>
         <w:t>media</w:t>
       </w:r>
-      <w:proofErr w:type="spellEnd"/>
       <w:r>
         <w:rPr>
           <w:rFonts w:ascii="Times New Roman" w:hAnsi="Times New Roman" w:cs="Times New Roman"/>
@@ -21875,23 +20754,13 @@
         </w:rPr>
         <w:t xml:space="preserve"> </w:t>
       </w:r>
-      <w:proofErr w:type="spellStart"/>
-      <w:r>
-        <w:rPr>
-          <w:rFonts w:ascii="Times New Roman" w:hAnsi="Times New Roman" w:cs="Times New Roman"/>
-          <w:sz w:val="28"/>
-          <w:szCs w:val="28"/>
-        </w:rPr>
-        <w:t>PyCharm</w:t>
-      </w:r>
-      <w:proofErr w:type="spellEnd"/>
-      <w:r>
-        <w:rPr>
-          <w:rFonts w:ascii="Times New Roman" w:hAnsi="Times New Roman" w:cs="Times New Roman"/>
-          <w:sz w:val="28"/>
-          <w:szCs w:val="28"/>
-        </w:rPr>
-        <w:t>.</w:t>
+      <w:r>
+        <w:rPr>
+          <w:rFonts w:ascii="Times New Roman" w:hAnsi="Times New Roman" w:cs="Times New Roman"/>
+          <w:sz w:val="28"/>
+          <w:szCs w:val="28"/>
+        </w:rPr>
+        <w:t>PyCharm.</w:t>
       </w:r>
     </w:p>
     <w:p>
@@ -21989,41 +20858,13 @@
         </w:rPr>
         <w:t xml:space="preserve"> </w:t>
       </w:r>
-      <w:proofErr w:type="spellStart"/>
-      <w:r>
-        <w:rPr>
-          <w:rFonts w:ascii="Times New Roman" w:hAnsi="Times New Roman" w:cs="Times New Roman"/>
-          <w:sz w:val="28"/>
-          <w:szCs w:val="28"/>
-        </w:rPr>
-        <w:t>media</w:t>
-      </w:r>
-      <w:proofErr w:type="spellEnd"/>
-      <w:r>
-        <w:rPr>
-          <w:rFonts w:ascii="Times New Roman" w:hAnsi="Times New Roman" w:cs="Times New Roman"/>
-          <w:sz w:val="28"/>
-          <w:szCs w:val="28"/>
-        </w:rPr>
-        <w:t>/</w:t>
-      </w:r>
-      <w:proofErr w:type="spellStart"/>
-      <w:r>
-        <w:rPr>
-          <w:rFonts w:ascii="Times New Roman" w:hAnsi="Times New Roman" w:cs="Times New Roman"/>
-          <w:sz w:val="28"/>
-          <w:szCs w:val="28"/>
-        </w:rPr>
-        <w:t>photos</w:t>
-      </w:r>
-      <w:proofErr w:type="spellEnd"/>
-      <w:r>
-        <w:rPr>
-          <w:rFonts w:ascii="Times New Roman" w:hAnsi="Times New Roman" w:cs="Times New Roman"/>
-          <w:sz w:val="28"/>
-          <w:szCs w:val="28"/>
-        </w:rPr>
-        <w:t>/год/месяц/день/имя_файла.jpg.</w:t>
+      <w:r>
+        <w:rPr>
+          <w:rFonts w:ascii="Times New Roman" w:hAnsi="Times New Roman" w:cs="Times New Roman"/>
+          <w:sz w:val="28"/>
+          <w:szCs w:val="28"/>
+        </w:rPr>
+        <w:t>media/photos/год/месяц/день/имя_файла.jpg.</w:t>
       </w:r>
     </w:p>
     <w:p>
@@ -22085,23 +20926,13 @@
         </w:rPr>
         <w:t xml:space="preserve"> </w:t>
       </w:r>
-      <w:proofErr w:type="spellStart"/>
-      <w:r>
-        <w:rPr>
-          <w:rFonts w:ascii="Times New Roman" w:hAnsi="Times New Roman" w:cs="Times New Roman"/>
-          <w:sz w:val="28"/>
-          <w:szCs w:val="28"/>
-        </w:rPr>
-        <w:t>медиапапку</w:t>
-      </w:r>
-      <w:proofErr w:type="spellEnd"/>
-      <w:r>
-        <w:rPr>
-          <w:rFonts w:ascii="Times New Roman" w:hAnsi="Times New Roman" w:cs="Times New Roman"/>
-          <w:sz w:val="28"/>
-          <w:szCs w:val="28"/>
-        </w:rPr>
-        <w:t>.</w:t>
+      <w:r>
+        <w:rPr>
+          <w:rFonts w:ascii="Times New Roman" w:hAnsi="Times New Roman" w:cs="Times New Roman"/>
+          <w:sz w:val="28"/>
+          <w:szCs w:val="28"/>
+        </w:rPr>
+        <w:t>медиапапку.</w:t>
       </w:r>
     </w:p>
     <w:p>
@@ -22223,7 +21054,6 @@
         </w:rPr>
         <w:t xml:space="preserve"> </w:t>
       </w:r>
-      <w:proofErr w:type="spellStart"/>
       <w:r>
         <w:rPr>
           <w:rFonts w:ascii="Times New Roman" w:hAnsi="Times New Roman" w:cs="Times New Roman"/>
@@ -22232,7 +21062,6 @@
         </w:rPr>
         <w:t>media</w:t>
       </w:r>
-      <w:proofErr w:type="spellEnd"/>
     </w:p>
     <w:p>
       <w:pPr>
@@ -22279,40 +21108,16 @@
         </w:rPr>
         <w:t xml:space="preserve"> </w:t>
       </w:r>
-      <w:proofErr w:type="spellStart"/>
-      <w:r>
-        <w:rPr>
-          <w:rFonts w:ascii="Times New Roman" w:hAnsi="Times New Roman" w:cs="Times New Roman"/>
-          <w:b/>
-          <w:bCs/>
-          <w:sz w:val="28"/>
-          <w:szCs w:val="28"/>
-        </w:rPr>
-        <w:t>blank</w:t>
-      </w:r>
-      <w:proofErr w:type="spellEnd"/>
-      <w:r>
-        <w:rPr>
-          <w:rFonts w:ascii="Times New Roman" w:hAnsi="Times New Roman" w:cs="Times New Roman"/>
-          <w:b/>
-          <w:bCs/>
-          <w:sz w:val="28"/>
-          <w:szCs w:val="28"/>
-        </w:rPr>
-        <w:t>=</w:t>
-      </w:r>
-      <w:proofErr w:type="spellStart"/>
-      <w:r>
-        <w:rPr>
-          <w:rFonts w:ascii="Times New Roman" w:hAnsi="Times New Roman" w:cs="Times New Roman"/>
-          <w:b/>
-          <w:bCs/>
-          <w:sz w:val="28"/>
-          <w:szCs w:val="28"/>
-        </w:rPr>
-        <w:t>True</w:t>
-      </w:r>
-      <w:proofErr w:type="spellEnd"/>
+      <w:r>
+        <w:rPr>
+          <w:rFonts w:ascii="Times New Roman" w:hAnsi="Times New Roman" w:cs="Times New Roman"/>
+          <w:b/>
+          <w:bCs/>
+          <w:sz w:val="28"/>
+          <w:szCs w:val="28"/>
+        </w:rPr>
+        <w:t>blank=True</w:t>
+      </w:r>
       <w:r>
         <w:rPr>
           <w:rFonts w:ascii="Times New Roman" w:hAnsi="Times New Roman" w:cs="Times New Roman"/>
@@ -22363,7 +21168,6 @@
         </w:rPr>
         <w:t xml:space="preserve"> </w:t>
       </w:r>
-      <w:proofErr w:type="spellStart"/>
       <w:r>
         <w:rPr>
           <w:rFonts w:ascii="Times New Roman" w:hAnsi="Times New Roman" w:cs="Times New Roman"/>
@@ -22374,7 +21178,6 @@
         </w:rPr>
         <w:t>photo</w:t>
       </w:r>
-      <w:proofErr w:type="spellEnd"/>
       <w:r>
         <w:rPr>
           <w:rFonts w:ascii="Times New Roman" w:hAnsi="Times New Roman" w:cs="Times New Roman"/>
@@ -22472,23 +21275,13 @@
         </w:rPr>
         <w:t xml:space="preserve"> </w:t>
       </w:r>
-      <w:proofErr w:type="spellStart"/>
-      <w:r>
-        <w:rPr>
-          <w:rFonts w:ascii="Times New Roman" w:hAnsi="Times New Roman" w:cs="Times New Roman"/>
-          <w:sz w:val="28"/>
-          <w:szCs w:val="28"/>
-        </w:rPr>
-        <w:t>photo</w:t>
-      </w:r>
-      <w:proofErr w:type="spellEnd"/>
-      <w:r>
-        <w:rPr>
-          <w:rFonts w:ascii="Times New Roman" w:hAnsi="Times New Roman" w:cs="Times New Roman"/>
-          <w:sz w:val="28"/>
-          <w:szCs w:val="28"/>
-        </w:rPr>
-        <w:t>:</w:t>
+      <w:r>
+        <w:rPr>
+          <w:rFonts w:ascii="Times New Roman" w:hAnsi="Times New Roman" w:cs="Times New Roman"/>
+          <w:sz w:val="28"/>
+          <w:szCs w:val="28"/>
+        </w:rPr>
+        <w:t>photo:</w:t>
       </w:r>
     </w:p>
     <w:p>
@@ -22562,74 +21355,32 @@
         </w:rPr>
         <w:t xml:space="preserve"> </w:t>
       </w:r>
-      <w:proofErr w:type="spellStart"/>
-      <w:r>
-        <w:rPr>
-          <w:rFonts w:ascii="Times New Roman" w:hAnsi="Times New Roman" w:cs="Times New Roman"/>
-          <w:sz w:val="28"/>
-          <w:szCs w:val="28"/>
-          <w:lang w:val="en-US"/>
-        </w:rPr>
-        <w:t>models.ImageField</w:t>
-      </w:r>
-      <w:proofErr w:type="spellEnd"/>
-      <w:r>
-        <w:rPr>
-          <w:rFonts w:ascii="Times New Roman" w:hAnsi="Times New Roman" w:cs="Times New Roman"/>
-          <w:sz w:val="28"/>
-          <w:szCs w:val="28"/>
-          <w:lang w:val="en-US"/>
-        </w:rPr>
-        <w:t>(</w:t>
-      </w:r>
-      <w:proofErr w:type="spellStart"/>
-      <w:r>
-        <w:rPr>
-          <w:rFonts w:ascii="Times New Roman" w:hAnsi="Times New Roman" w:cs="Times New Roman"/>
-          <w:sz w:val="28"/>
-          <w:szCs w:val="28"/>
-          <w:lang w:val="en-US"/>
-        </w:rPr>
-        <w:t>upload_to</w:t>
-      </w:r>
-      <w:proofErr w:type="spellEnd"/>
-      <w:r>
-        <w:rPr>
-          <w:rFonts w:ascii="Times New Roman" w:hAnsi="Times New Roman" w:cs="Times New Roman"/>
-          <w:sz w:val="28"/>
-          <w:szCs w:val="28"/>
-          <w:lang w:val="en-US"/>
-        </w:rPr>
-        <w:t>='photos/%Y/%m/%d',</w:t>
-      </w:r>
-      <w:r>
-        <w:rPr>
-          <w:rFonts w:ascii="Times New Roman" w:hAnsi="Times New Roman" w:cs="Times New Roman"/>
-          <w:sz w:val="28"/>
-          <w:szCs w:val="28"/>
-          <w:lang w:val="en-US"/>
-        </w:rPr>
-        <w:t xml:space="preserve"> </w:t>
-      </w:r>
-      <w:proofErr w:type="spellStart"/>
-      <w:r>
-        <w:rPr>
-          <w:rFonts w:ascii="Times New Roman" w:hAnsi="Times New Roman" w:cs="Times New Roman"/>
-          <w:sz w:val="28"/>
-          <w:szCs w:val="28"/>
-          <w:lang w:val="en-US"/>
-        </w:rPr>
-        <w:t>verbose_name</w:t>
-      </w:r>
-      <w:proofErr w:type="spellEnd"/>
-      <w:r>
-        <w:rPr>
-          <w:rFonts w:ascii="Times New Roman" w:hAnsi="Times New Roman" w:cs="Times New Roman"/>
-          <w:sz w:val="28"/>
-          <w:szCs w:val="28"/>
-          <w:lang w:val="en-US"/>
-        </w:rPr>
-        <w:t>='</w:t>
+      <w:r>
+        <w:rPr>
+          <w:rFonts w:ascii="Times New Roman" w:hAnsi="Times New Roman" w:cs="Times New Roman"/>
+          <w:sz w:val="28"/>
+          <w:szCs w:val="28"/>
+          <w:lang w:val="en-US"/>
+        </w:rPr>
+        <w:t>models.ImageField(upload_to='photos/%Y/%m/%d',</w:t>
+      </w:r>
+      <w:r>
+        <w:rPr>
+          <w:rFonts w:ascii="Times New Roman" w:hAnsi="Times New Roman" w:cs="Times New Roman"/>
+          <w:sz w:val="28"/>
+          <w:szCs w:val="28"/>
+          <w:lang w:val="en-US"/>
+        </w:rPr>
+        <w:t xml:space="preserve"> </w:t>
+      </w:r>
+      <w:r>
+        <w:rPr>
+          <w:rFonts w:ascii="Times New Roman" w:hAnsi="Times New Roman" w:cs="Times New Roman"/>
+          <w:sz w:val="28"/>
+          <w:szCs w:val="28"/>
+          <w:lang w:val="en-US"/>
+        </w:rPr>
+        <w:t>verbose_name='</w:t>
       </w:r>
       <w:r>
         <w:rPr>
@@ -22891,7 +21642,6 @@
           <w:szCs w:val="28"/>
         </w:rPr>
       </w:pPr>
-      <w:proofErr w:type="spellStart"/>
       <w:r>
         <w:rPr>
           <w:rFonts w:ascii="Times New Roman" w:hAnsi="Times New Roman" w:cs="Times New Roman"/>
@@ -22900,7 +21650,6 @@
         </w:rPr>
         <w:t>bash</w:t>
       </w:r>
-      <w:proofErr w:type="spellEnd"/>
     </w:p>
     <w:p>
       <w:pPr>
@@ -22913,7 +21662,6 @@
           <w:szCs w:val="28"/>
         </w:rPr>
       </w:pPr>
-      <w:proofErr w:type="spellStart"/>
       <w:r>
         <w:rPr>
           <w:rFonts w:ascii="Times New Roman" w:hAnsi="Times New Roman" w:cs="Times New Roman"/>
@@ -22922,7 +21670,6 @@
         </w:rPr>
         <w:t>python</w:t>
       </w:r>
-      <w:proofErr w:type="spellEnd"/>
       <w:r>
         <w:rPr>
           <w:rFonts w:ascii="Times New Roman" w:hAnsi="Times New Roman" w:cs="Times New Roman"/>
@@ -22947,7 +21694,6 @@
         </w:rPr>
         <w:t xml:space="preserve"> </w:t>
       </w:r>
-      <w:proofErr w:type="spellStart"/>
       <w:r>
         <w:rPr>
           <w:rFonts w:ascii="Times New Roman" w:hAnsi="Times New Roman" w:cs="Times New Roman"/>
@@ -22956,7 +21702,6 @@
         </w:rPr>
         <w:t>makemigrations</w:t>
       </w:r>
-      <w:proofErr w:type="spellEnd"/>
     </w:p>
     <w:p>
       <w:pPr>
@@ -23113,7 +21858,6 @@
           <w:szCs w:val="28"/>
         </w:rPr>
       </w:pPr>
-      <w:proofErr w:type="spellStart"/>
       <w:r>
         <w:rPr>
           <w:rFonts w:ascii="Times New Roman" w:hAnsi="Times New Roman" w:cs="Times New Roman"/>
@@ -23122,7 +21866,6 @@
         </w:rPr>
         <w:t>bash</w:t>
       </w:r>
-      <w:proofErr w:type="spellEnd"/>
     </w:p>
     <w:p>
       <w:pPr>
@@ -23135,7 +21878,6 @@
           <w:szCs w:val="28"/>
         </w:rPr>
       </w:pPr>
-      <w:proofErr w:type="spellStart"/>
       <w:r>
         <w:rPr>
           <w:rFonts w:ascii="Times New Roman" w:hAnsi="Times New Roman" w:cs="Times New Roman"/>
@@ -23144,7 +21886,6 @@
         </w:rPr>
         <w:t>python</w:t>
       </w:r>
-      <w:proofErr w:type="spellEnd"/>
       <w:r>
         <w:rPr>
           <w:rFonts w:ascii="Times New Roman" w:hAnsi="Times New Roman" w:cs="Times New Roman"/>
@@ -23169,7 +21910,6 @@
         </w:rPr>
         <w:t xml:space="preserve"> </w:t>
       </w:r>
-      <w:proofErr w:type="spellStart"/>
       <w:r>
         <w:rPr>
           <w:rFonts w:ascii="Times New Roman" w:hAnsi="Times New Roman" w:cs="Times New Roman"/>
@@ -23178,7 +21918,6 @@
         </w:rPr>
         <w:t>migrate</w:t>
       </w:r>
-      <w:proofErr w:type="spellEnd"/>
     </w:p>
     <w:p>
       <w:pPr>
@@ -23211,7 +21950,6 @@
         </w:rPr>
         <w:t xml:space="preserve"> </w:t>
       </w:r>
-      <w:proofErr w:type="spellStart"/>
       <w:r>
         <w:rPr>
           <w:rFonts w:ascii="Times New Roman" w:hAnsi="Times New Roman" w:cs="Times New Roman"/>
@@ -23220,7 +21958,6 @@
         </w:rPr>
         <w:t>Applying</w:t>
       </w:r>
-      <w:proofErr w:type="spellEnd"/>
       <w:r>
         <w:rPr>
           <w:rFonts w:ascii="Times New Roman" w:hAnsi="Times New Roman" w:cs="Times New Roman"/>
@@ -23887,23 +22624,13 @@
         </w:rPr>
         <w:t xml:space="preserve"> </w:t>
       </w:r>
-      <w:proofErr w:type="spellStart"/>
-      <w:r>
-        <w:rPr>
-          <w:rFonts w:ascii="Times New Roman" w:hAnsi="Times New Roman" w:cs="Times New Roman"/>
-          <w:sz w:val="28"/>
-          <w:szCs w:val="28"/>
-        </w:rPr>
-        <w:t>админке</w:t>
-      </w:r>
-      <w:proofErr w:type="spellEnd"/>
-      <w:r>
-        <w:rPr>
-          <w:rFonts w:ascii="Times New Roman" w:hAnsi="Times New Roman" w:cs="Times New Roman"/>
-          <w:sz w:val="28"/>
-          <w:szCs w:val="28"/>
-        </w:rPr>
-        <w:t>.</w:t>
+      <w:r>
+        <w:rPr>
+          <w:rFonts w:ascii="Times New Roman" w:hAnsi="Times New Roman" w:cs="Times New Roman"/>
+          <w:sz w:val="28"/>
+          <w:szCs w:val="28"/>
+        </w:rPr>
+        <w:t>админке.</w:t>
       </w:r>
     </w:p>
     <w:p>
@@ -24255,7 +22982,6 @@
         </w:rPr>
         <w:t xml:space="preserve">Рисунок 39 - </w:t>
       </w:r>
-      <w:proofErr w:type="spellStart"/>
       <w:r>
         <w:rPr>
           <w:rFonts w:ascii="Times New Roman" w:hAnsi="Times New Roman" w:cs="Times New Roman"/>
@@ -24264,7 +22990,6 @@
         </w:rPr>
         <w:t>Админка</w:t>
       </w:r>
-      <w:proofErr w:type="spellEnd"/>
       <w:r>
         <w:rPr>
           <w:rFonts w:ascii="Times New Roman" w:hAnsi="Times New Roman" w:cs="Times New Roman"/>
@@ -24589,7 +23314,6 @@
         </w:rPr>
         <w:t xml:space="preserve"> </w:t>
       </w:r>
-      <w:proofErr w:type="spellStart"/>
       <w:r>
         <w:rPr>
           <w:rFonts w:ascii="Times New Roman" w:hAnsi="Times New Roman" w:cs="Times New Roman"/>
@@ -24598,32 +23322,21 @@
         </w:rPr>
         <w:t>админкой</w:t>
       </w:r>
-      <w:proofErr w:type="spellEnd"/>
-      <w:r>
-        <w:rPr>
-          <w:rFonts w:ascii="Times New Roman" w:hAnsi="Times New Roman" w:cs="Times New Roman"/>
-          <w:sz w:val="28"/>
-          <w:szCs w:val="28"/>
-        </w:rPr>
-        <w:t xml:space="preserve"> </w:t>
-      </w:r>
-      <w:proofErr w:type="spellStart"/>
-      <w:r>
-        <w:rPr>
-          <w:rFonts w:ascii="Times New Roman" w:hAnsi="Times New Roman" w:cs="Times New Roman"/>
-          <w:sz w:val="28"/>
-          <w:szCs w:val="28"/>
-        </w:rPr>
-        <w:t>Django</w:t>
-      </w:r>
-      <w:proofErr w:type="spellEnd"/>
-      <w:r>
-        <w:rPr>
-          <w:rFonts w:ascii="Times New Roman" w:hAnsi="Times New Roman" w:cs="Times New Roman"/>
-          <w:sz w:val="28"/>
-          <w:szCs w:val="28"/>
-        </w:rPr>
-        <w:t>,</w:t>
+      <w:r>
+        <w:rPr>
+          <w:rFonts w:ascii="Times New Roman" w:hAnsi="Times New Roman" w:cs="Times New Roman"/>
+          <w:sz w:val="28"/>
+          <w:szCs w:val="28"/>
+        </w:rPr>
+        <w:t xml:space="preserve"> </w:t>
+      </w:r>
+      <w:r>
+        <w:rPr>
+          <w:rFonts w:ascii="Times New Roman" w:hAnsi="Times New Roman" w:cs="Times New Roman"/>
+          <w:sz w:val="28"/>
+          <w:szCs w:val="28"/>
+        </w:rPr>
+        <w:t>Django,</w:t>
       </w:r>
       <w:r>
         <w:rPr>
@@ -24705,23 +23418,13 @@
         </w:rPr>
         <w:t xml:space="preserve"> </w:t>
       </w:r>
-      <w:proofErr w:type="spellStart"/>
-      <w:r>
-        <w:rPr>
-          <w:rFonts w:ascii="Times New Roman" w:hAnsi="Times New Roman" w:cs="Times New Roman"/>
-          <w:sz w:val="28"/>
-          <w:szCs w:val="28"/>
-        </w:rPr>
-        <w:t>админке</w:t>
-      </w:r>
-      <w:proofErr w:type="spellEnd"/>
-      <w:r>
-        <w:rPr>
-          <w:rFonts w:ascii="Times New Roman" w:hAnsi="Times New Roman" w:cs="Times New Roman"/>
-          <w:sz w:val="28"/>
-          <w:szCs w:val="28"/>
-        </w:rPr>
-        <w:t>.</w:t>
+      <w:r>
+        <w:rPr>
+          <w:rFonts w:ascii="Times New Roman" w:hAnsi="Times New Roman" w:cs="Times New Roman"/>
+          <w:sz w:val="28"/>
+          <w:szCs w:val="28"/>
+        </w:rPr>
+        <w:t>админке.</w:t>
       </w:r>
     </w:p>
     <w:p/>
